--- a/Shonhiwa Craig Mar2026 A01.docx
+++ b/Shonhiwa Craig Mar2026 A01.docx
@@ -41,7 +41,7 @@
         <mc:AlternateContent>
           <mc:Choice Requires="wps">
             <w:drawing>
-              <wp:anchor distT="45720" distB="45720" distL="114300" distR="114300" simplePos="0" relativeHeight="251659264" behindDoc="0" locked="0" layoutInCell="1" allowOverlap="1" wp14:anchorId="77F44DD0" wp14:editId="725A1434">
+              <wp:anchor distT="45720" distB="45720" distL="114300" distR="114300" simplePos="0" relativeHeight="251658240" behindDoc="0" locked="0" layoutInCell="1" allowOverlap="1" wp14:anchorId="77F44DD0" wp14:editId="208D9763">
                 <wp:simplePos x="0" y="0"/>
                 <wp:positionH relativeFrom="column">
                   <wp:posOffset>1112520</wp:posOffset>
@@ -120,7 +120,7 @@
                 <v:stroke joinstyle="miter"/>
                 <v:path gradientshapeok="t" o:connecttype="rect"/>
               </v:shapetype>
-              <v:shape id="Text Box 2" o:spid="_x0000_s1026" type="#_x0000_t202" style="position:absolute;margin-left:87.6pt;margin-top:.6pt;width:363.6pt;height:25.2pt;z-index:251659264;visibility:visible;mso-wrap-style:square;mso-width-percent:0;mso-height-percent:0;mso-wrap-distance-left:9pt;mso-wrap-distance-top:3.6pt;mso-wrap-distance-right:9pt;mso-wrap-distance-bottom:3.6pt;mso-position-horizontal:absolute;mso-position-horizontal-relative:text;mso-position-vertical:absolute;mso-position-vertical-relative:text;mso-width-percent:0;mso-height-percent:0;mso-width-relative:margin;mso-height-relative:margin;v-text-anchor:top" o:gfxdata="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">
+              <v:shape id="Text Box 2" o:spid="_x0000_s1026" type="#_x0000_t202" style="position:absolute;margin-left:87.6pt;margin-top:.6pt;width:363.6pt;height:25.2pt;z-index:251658240;visibility:visible;mso-wrap-style:square;mso-width-percent:0;mso-height-percent:0;mso-wrap-distance-left:9pt;mso-wrap-distance-top:3.6pt;mso-wrap-distance-right:9pt;mso-wrap-distance-bottom:3.6pt;mso-position-horizontal:absolute;mso-position-horizontal-relative:text;mso-position-vertical:absolute;mso-position-vertical-relative:text;mso-width-percent:0;mso-height-percent:0;mso-width-relative:margin;mso-height-relative:margin;v-text-anchor:top" o:gfxdata="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">
                 <v:textbox>
                   <w:txbxContent>
                     <w:p>
@@ -178,7 +178,7 @@
         <mc:AlternateContent>
           <mc:Choice Requires="wps">
             <w:drawing>
-              <wp:anchor distT="45720" distB="45720" distL="114300" distR="114300" simplePos="0" relativeHeight="251660288" behindDoc="0" locked="0" layoutInCell="1" allowOverlap="1" wp14:anchorId="04C6019C" wp14:editId="3B3874BF">
+              <wp:anchor distT="45720" distB="45720" distL="114300" distR="114300" simplePos="0" relativeHeight="251659264" behindDoc="0" locked="0" layoutInCell="1" allowOverlap="1" wp14:anchorId="04C6019C" wp14:editId="72F56D21">
                 <wp:simplePos x="0" y="0"/>
                 <wp:positionH relativeFrom="column">
                   <wp:posOffset>1112520</wp:posOffset>
@@ -253,7 +253,7 @@
           </mc:Choice>
           <mc:Fallback>
             <w:pict>
-              <v:shape w14:anchorId="04C6019C" id="_x0000_s1027" type="#_x0000_t202" style="position:absolute;margin-left:87.6pt;margin-top:.25pt;width:363.6pt;height:25.2pt;z-index:251660288;visibility:visible;mso-wrap-style:square;mso-width-percent:0;mso-height-percent:0;mso-wrap-distance-left:9pt;mso-wrap-distance-top:3.6pt;mso-wrap-distance-right:9pt;mso-wrap-distance-bottom:3.6pt;mso-position-horizontal:absolute;mso-position-horizontal-relative:text;mso-position-vertical:absolute;mso-position-vertical-relative:text;mso-width-percent:0;mso-height-percent:0;mso-width-relative:margin;mso-height-relative:margin;v-text-anchor:top" o:gfxdata="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">
+              <v:shape w14:anchorId="04C6019C" id="_x0000_s1027" type="#_x0000_t202" style="position:absolute;margin-left:87.6pt;margin-top:.25pt;width:363.6pt;height:25.2pt;z-index:251659264;visibility:visible;mso-wrap-style:square;mso-width-percent:0;mso-height-percent:0;mso-wrap-distance-left:9pt;mso-wrap-distance-top:3.6pt;mso-wrap-distance-right:9pt;mso-wrap-distance-bottom:3.6pt;mso-position-horizontal:absolute;mso-position-horizontal-relative:text;mso-position-vertical:absolute;mso-position-vertical-relative:text;mso-width-percent:0;mso-height-percent:0;mso-width-relative:margin;mso-height-relative:margin;v-text-anchor:top" o:gfxdata="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">
                 <v:textbox>
                   <w:txbxContent>
                     <w:p>
@@ -313,7 +313,7 @@
         <mc:AlternateContent>
           <mc:Choice Requires="wps">
             <w:drawing>
-              <wp:anchor distT="45720" distB="45720" distL="114300" distR="114300" simplePos="0" relativeHeight="251661312" behindDoc="0" locked="0" layoutInCell="1" allowOverlap="1" wp14:anchorId="7FE38A44" wp14:editId="573C4C76">
+              <wp:anchor distT="45720" distB="45720" distL="114300" distR="114300" simplePos="0" relativeHeight="251660288" behindDoc="0" locked="0" layoutInCell="1" allowOverlap="1" wp14:anchorId="7FE38A44" wp14:editId="4C6885B8">
                 <wp:simplePos x="0" y="0"/>
                 <wp:positionH relativeFrom="margin">
                   <wp:posOffset>1148080</wp:posOffset>
@@ -388,7 +388,7 @@
           </mc:Choice>
           <mc:Fallback>
             <w:pict>
-              <v:shape w14:anchorId="7FE38A44" id="_x0000_s1028" type="#_x0000_t202" style="position:absolute;margin-left:90.4pt;margin-top:.35pt;width:363.6pt;height:25.2pt;z-index:251661312;visibility:visible;mso-wrap-style:square;mso-width-percent:0;mso-height-percent:0;mso-wrap-distance-left:9pt;mso-wrap-distance-top:3.6pt;mso-wrap-distance-right:9pt;mso-wrap-distance-bottom:3.6pt;mso-position-horizontal:absolute;mso-position-horizontal-relative:margin;mso-position-vertical:absolute;mso-position-vertical-relative:text;mso-width-percent:0;mso-height-percent:0;mso-width-relative:margin;mso-height-relative:margin;v-text-anchor:top" o:gfxdata="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">
+              <v:shape w14:anchorId="7FE38A44" id="_x0000_s1028" type="#_x0000_t202" style="position:absolute;margin-left:90.4pt;margin-top:.35pt;width:363.6pt;height:25.2pt;z-index:251660288;visibility:visible;mso-wrap-style:square;mso-width-percent:0;mso-height-percent:0;mso-wrap-distance-left:9pt;mso-wrap-distance-top:3.6pt;mso-wrap-distance-right:9pt;mso-wrap-distance-bottom:3.6pt;mso-position-horizontal:absolute;mso-position-horizontal-relative:margin;mso-position-vertical:absolute;mso-position-vertical-relative:text;mso-width-percent:0;mso-height-percent:0;mso-width-relative:margin;mso-height-relative:margin;v-text-anchor:top" o:gfxdata="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">
                 <v:textbox>
                   <w:txbxContent>
                     <w:p>
@@ -445,7 +445,7 @@
         <mc:AlternateContent>
           <mc:Choice Requires="wps">
             <w:drawing>
-              <wp:anchor distT="45720" distB="45720" distL="114300" distR="114300" simplePos="0" relativeHeight="251668480" behindDoc="0" locked="0" layoutInCell="1" allowOverlap="1" wp14:anchorId="01117574" wp14:editId="15D39C8A">
+              <wp:anchor distT="45720" distB="45720" distL="114300" distR="114300" simplePos="0" relativeHeight="251667456" behindDoc="0" locked="0" layoutInCell="1" allowOverlap="1" wp14:anchorId="01117574" wp14:editId="60DED210">
                 <wp:simplePos x="0" y="0"/>
                 <wp:positionH relativeFrom="column">
                   <wp:posOffset>1112520</wp:posOffset>
@@ -520,7 +520,7 @@
           </mc:Choice>
           <mc:Fallback>
             <w:pict>
-              <v:shape w14:anchorId="01117574" id="_x0000_s1029" type="#_x0000_t202" style="position:absolute;margin-left:87.6pt;margin-top:.6pt;width:363.6pt;height:25.2pt;z-index:251668480;visibility:visible;mso-wrap-style:square;mso-width-percent:0;mso-height-percent:0;mso-wrap-distance-left:9pt;mso-wrap-distance-top:3.6pt;mso-wrap-distance-right:9pt;mso-wrap-distance-bottom:3.6pt;mso-position-horizontal:absolute;mso-position-horizontal-relative:text;mso-position-vertical:absolute;mso-position-vertical-relative:text;mso-width-percent:0;mso-height-percent:0;mso-width-relative:margin;mso-height-relative:margin;v-text-anchor:top" o:gfxdata="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">
+              <v:shape w14:anchorId="01117574" id="_x0000_s1029" type="#_x0000_t202" style="position:absolute;margin-left:87.6pt;margin-top:.6pt;width:363.6pt;height:25.2pt;z-index:251667456;visibility:visible;mso-wrap-style:square;mso-width-percent:0;mso-height-percent:0;mso-wrap-distance-left:9pt;mso-wrap-distance-top:3.6pt;mso-wrap-distance-right:9pt;mso-wrap-distance-bottom:3.6pt;mso-position-horizontal:absolute;mso-position-horizontal-relative:text;mso-position-vertical:absolute;mso-position-vertical-relative:text;mso-width-percent:0;mso-height-percent:0;mso-width-relative:margin;mso-height-relative:margin;v-text-anchor:top" o:gfxdata="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">
                 <v:textbox>
                   <w:txbxContent>
                     <w:p>
@@ -584,7 +584,7 @@
         <mc:AlternateContent>
           <mc:Choice Requires="wps">
             <w:drawing>
-              <wp:anchor distT="45720" distB="45720" distL="114300" distR="114300" simplePos="0" relativeHeight="251666432" behindDoc="0" locked="0" layoutInCell="1" allowOverlap="1" wp14:anchorId="196437FD" wp14:editId="34C4A5F3">
+              <wp:anchor distT="45720" distB="45720" distL="114300" distR="114300" simplePos="0" relativeHeight="251665408" behindDoc="0" locked="0" layoutInCell="1" allowOverlap="1" wp14:anchorId="196437FD" wp14:editId="5F2D9111">
                 <wp:simplePos x="0" y="0"/>
                 <wp:positionH relativeFrom="column">
                   <wp:posOffset>1112520</wp:posOffset>
@@ -656,7 +656,7 @@
           </mc:Choice>
           <mc:Fallback>
             <w:pict>
-              <v:shape w14:anchorId="196437FD" id="_x0000_s1030" type="#_x0000_t202" style="position:absolute;margin-left:87.6pt;margin-top:.6pt;width:363.6pt;height:25.2pt;z-index:251666432;visibility:visible;mso-wrap-style:square;mso-width-percent:0;mso-height-percent:0;mso-wrap-distance-left:9pt;mso-wrap-distance-top:3.6pt;mso-wrap-distance-right:9pt;mso-wrap-distance-bottom:3.6pt;mso-position-horizontal:absolute;mso-position-horizontal-relative:text;mso-position-vertical:absolute;mso-position-vertical-relative:text;mso-width-percent:0;mso-height-percent:0;mso-width-relative:margin;mso-height-relative:margin;v-text-anchor:top" o:gfxdata="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">
+              <v:shape w14:anchorId="196437FD" id="_x0000_s1030" type="#_x0000_t202" style="position:absolute;margin-left:87.6pt;margin-top:.6pt;width:363.6pt;height:25.2pt;z-index:251665408;visibility:visible;mso-wrap-style:square;mso-width-percent:0;mso-height-percent:0;mso-wrap-distance-left:9pt;mso-wrap-distance-top:3.6pt;mso-wrap-distance-right:9pt;mso-wrap-distance-bottom:3.6pt;mso-position-horizontal:absolute;mso-position-horizontal-relative:text;mso-position-vertical:absolute;mso-position-vertical-relative:text;mso-width-percent:0;mso-height-percent:0;mso-width-relative:margin;mso-height-relative:margin;v-text-anchor:top" o:gfxdata="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">
                 <v:textbox>
                   <w:txbxContent>
                     <w:p>
@@ -721,7 +721,7 @@
         <mc:AlternateContent>
           <mc:Choice Requires="wps">
             <w:drawing>
-              <wp:anchor distT="45720" distB="45720" distL="114300" distR="114300" simplePos="0" relativeHeight="251663360" behindDoc="0" locked="0" layoutInCell="1" allowOverlap="1" wp14:anchorId="32FB9296" wp14:editId="78334C92">
+              <wp:anchor distT="45720" distB="45720" distL="114300" distR="114300" simplePos="0" relativeHeight="251662336" behindDoc="0" locked="0" layoutInCell="1" allowOverlap="1" wp14:anchorId="32FB9296" wp14:editId="72233089">
                 <wp:simplePos x="0" y="0"/>
                 <wp:positionH relativeFrom="column">
                   <wp:posOffset>1158240</wp:posOffset>
@@ -796,7 +796,7 @@
           </mc:Choice>
           <mc:Fallback>
             <w:pict>
-              <v:shape w14:anchorId="32FB9296" id="_x0000_s1031" type="#_x0000_t202" style="position:absolute;margin-left:91.2pt;margin-top:.55pt;width:363.6pt;height:25.2pt;z-index:251663360;visibility:visible;mso-wrap-style:square;mso-width-percent:0;mso-height-percent:0;mso-wrap-distance-left:9pt;mso-wrap-distance-top:3.6pt;mso-wrap-distance-right:9pt;mso-wrap-distance-bottom:3.6pt;mso-position-horizontal:absolute;mso-position-horizontal-relative:text;mso-position-vertical:absolute;mso-position-vertical-relative:text;mso-width-percent:0;mso-height-percent:0;mso-width-relative:margin;mso-height-relative:margin;v-text-anchor:top" o:gfxdata="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">
+              <v:shape w14:anchorId="32FB9296" id="_x0000_s1031" type="#_x0000_t202" style="position:absolute;margin-left:91.2pt;margin-top:.55pt;width:363.6pt;height:25.2pt;z-index:251662336;visibility:visible;mso-wrap-style:square;mso-width-percent:0;mso-height-percent:0;mso-wrap-distance-left:9pt;mso-wrap-distance-top:3.6pt;mso-wrap-distance-right:9pt;mso-wrap-distance-bottom:3.6pt;mso-position-horizontal:absolute;mso-position-horizontal-relative:text;mso-position-vertical:absolute;mso-position-vertical-relative:text;mso-width-percent:0;mso-height-percent:0;mso-width-relative:margin;mso-height-relative:margin;v-text-anchor:top" o:gfxdata="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">
                 <v:textbox>
                   <w:txbxContent>
                     <w:p>
@@ -855,7 +855,7 @@
         <mc:AlternateContent>
           <mc:Choice Requires="wps">
             <w:drawing>
-              <wp:anchor distT="45720" distB="45720" distL="114300" distR="114300" simplePos="0" relativeHeight="251664384" behindDoc="0" locked="0" layoutInCell="1" allowOverlap="1" wp14:anchorId="630D7333" wp14:editId="1609569A">
+              <wp:anchor distT="45720" distB="45720" distL="114300" distR="114300" simplePos="0" relativeHeight="251663360" behindDoc="0" locked="0" layoutInCell="1" allowOverlap="1" wp14:anchorId="630D7333" wp14:editId="4B09DF2C">
                 <wp:simplePos x="0" y="0"/>
                 <wp:positionH relativeFrom="column">
                   <wp:posOffset>1165860</wp:posOffset>
@@ -930,7 +930,7 @@
           </mc:Choice>
           <mc:Fallback>
             <w:pict>
-              <v:shape w14:anchorId="630D7333" id="_x0000_s1032" type="#_x0000_t202" style="position:absolute;margin-left:91.8pt;margin-top:21.6pt;width:363.6pt;height:25.2pt;z-index:251664384;visibility:visible;mso-wrap-style:square;mso-width-percent:0;mso-height-percent:0;mso-wrap-distance-left:9pt;mso-wrap-distance-top:3.6pt;mso-wrap-distance-right:9pt;mso-wrap-distance-bottom:3.6pt;mso-position-horizontal:absolute;mso-position-horizontal-relative:text;mso-position-vertical:absolute;mso-position-vertical-relative:text;mso-width-percent:0;mso-height-percent:0;mso-width-relative:margin;mso-height-relative:margin;v-text-anchor:top" o:gfxdata="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">
+              <v:shape w14:anchorId="630D7333" id="_x0000_s1032" type="#_x0000_t202" style="position:absolute;margin-left:91.8pt;margin-top:21.6pt;width:363.6pt;height:25.2pt;z-index:251663360;visibility:visible;mso-wrap-style:square;mso-width-percent:0;mso-height-percent:0;mso-wrap-distance-left:9pt;mso-wrap-distance-top:3.6pt;mso-wrap-distance-right:9pt;mso-wrap-distance-bottom:3.6pt;mso-position-horizontal:absolute;mso-position-horizontal-relative:text;mso-position-vertical:absolute;mso-position-vertical-relative:text;mso-width-percent:0;mso-height-percent:0;mso-width-relative:margin;mso-height-relative:margin;v-text-anchor:top" o:gfxdata="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">
                 <v:textbox>
                   <w:txbxContent>
                     <w:p>
@@ -1761,7 +1761,7 @@
           <w:noProof/>
         </w:rPr>
         <w:drawing>
-          <wp:inline distT="0" distB="0" distL="0" distR="0" wp14:anchorId="2CBF50C9" wp14:editId="01D3CCC2">
+          <wp:inline distT="0" distB="0" distL="0" distR="0" wp14:anchorId="2CBF50C9" wp14:editId="54C367EF">
             <wp:extent cx="5731510" cy="2732905"/>
             <wp:effectExtent l="0" t="0" r="2540" b="10795"/>
             <wp:docPr id="6" name="Chart 6">
@@ -1774,7 +1774,7 @@
             <wp:cNvGraphicFramePr/>
             <a:graphic xmlns:a="http://schemas.openxmlformats.org/drawingml/2006/main">
               <a:graphicData uri="http://schemas.openxmlformats.org/drawingml/2006/chart">
-                <c:chart xmlns:c="http://schemas.openxmlformats.org/drawingml/2006/chart" xmlns:r="http://schemas.openxmlformats.org/officeDocument/2006/relationships" r:id="rId5"/>
+                <c:chart xmlns:c="http://schemas.openxmlformats.org/drawingml/2006/chart" xmlns:r="http://schemas.openxmlformats.org/officeDocument/2006/relationships" r:id="rId6"/>
               </a:graphicData>
             </a:graphic>
           </wp:inline>
@@ -2192,7 +2192,7 @@
           <w:noProof/>
         </w:rPr>
         <w:drawing>
-          <wp:inline distT="0" distB="0" distL="0" distR="0" wp14:anchorId="69390329" wp14:editId="644671B5">
+          <wp:inline distT="0" distB="0" distL="0" distR="0" wp14:anchorId="69390329" wp14:editId="67772A91">
             <wp:extent cx="5731510" cy="4581525"/>
             <wp:effectExtent l="0" t="0" r="2540" b="9525"/>
             <wp:docPr id="3" name="Picture 3"/>
@@ -2207,7 +2207,7 @@
                     <pic:cNvPicPr/>
                   </pic:nvPicPr>
                   <pic:blipFill>
-                    <a:blip r:embed="rId6"/>
+                    <a:blip r:embed="rId7"/>
                     <a:stretch>
                       <a:fillRect/>
                     </a:stretch>
@@ -2362,7 +2362,7 @@
           <w:noProof/>
         </w:rPr>
         <w:drawing>
-          <wp:inline distT="0" distB="0" distL="0" distR="0" wp14:anchorId="3E7534BE" wp14:editId="2F39FE2F">
+          <wp:inline distT="0" distB="0" distL="0" distR="0" wp14:anchorId="3E7534BE" wp14:editId="61A8E859">
             <wp:extent cx="5086350" cy="5218227"/>
             <wp:effectExtent l="0" t="0" r="0" b="1905"/>
             <wp:docPr id="9" name="Picture 9"/>
@@ -2377,7 +2377,7 @@
                     <pic:cNvPicPr/>
                   </pic:nvPicPr>
                   <pic:blipFill rotWithShape="1">
-                    <a:blip r:embed="rId7">
+                    <a:blip r:embed="rId8">
                       <a:extLst>
                         <a:ext uri="{28A0092B-C50C-407E-A947-70E740481C1C}">
                           <a14:useLocalDpi xmlns:a14="http://schemas.microsoft.com/office/drawing/2010/main" val="0"/>
@@ -2421,7 +2421,7 @@
         </w:rPr>
         <w:lastRenderedPageBreak/>
         <w:drawing>
-          <wp:inline distT="0" distB="0" distL="0" distR="0" wp14:anchorId="7B39C996" wp14:editId="1AFEB1FA">
+          <wp:inline distT="0" distB="0" distL="0" distR="0" wp14:anchorId="7B39C996" wp14:editId="27E678D9">
             <wp:extent cx="5114925" cy="4424399"/>
             <wp:effectExtent l="0" t="0" r="0" b="0"/>
             <wp:docPr id="17" name="Picture 17"/>
@@ -2436,7 +2436,7 @@
                     <pic:cNvPicPr/>
                   </pic:nvPicPr>
                   <pic:blipFill rotWithShape="1">
-                    <a:blip r:embed="rId7">
+                    <a:blip r:embed="rId8">
                       <a:extLst>
                         <a:ext uri="{28A0092B-C50C-407E-A947-70E740481C1C}">
                           <a14:useLocalDpi xmlns:a14="http://schemas.microsoft.com/office/drawing/2010/main" val="0"/>
@@ -2480,7 +2480,7 @@
         </w:rPr>
         <w:lastRenderedPageBreak/>
         <w:drawing>
-          <wp:inline distT="0" distB="0" distL="0" distR="0" wp14:anchorId="5276E0CC" wp14:editId="423E04F0">
+          <wp:inline distT="0" distB="0" distL="0" distR="0" wp14:anchorId="5276E0CC" wp14:editId="4FB6E07E">
             <wp:extent cx="5076825" cy="4799949"/>
             <wp:effectExtent l="0" t="0" r="0" b="1270"/>
             <wp:docPr id="18" name="Picture 18"/>
@@ -2495,7 +2495,7 @@
                     <pic:cNvPicPr/>
                   </pic:nvPicPr>
                   <pic:blipFill rotWithShape="1">
-                    <a:blip r:embed="rId7">
+                    <a:blip r:embed="rId8">
                       <a:extLst>
                         <a:ext uri="{28A0092B-C50C-407E-A947-70E740481C1C}">
                           <a14:useLocalDpi xmlns:a14="http://schemas.microsoft.com/office/drawing/2010/main" val="0"/>
@@ -2539,7 +2539,7 @@
         </w:rPr>
         <w:lastRenderedPageBreak/>
         <w:drawing>
-          <wp:inline distT="0" distB="0" distL="0" distR="0" wp14:anchorId="33CE2F3E" wp14:editId="07F71CC4">
+          <wp:inline distT="0" distB="0" distL="0" distR="0" wp14:anchorId="33CE2F3E" wp14:editId="35CF1C70">
             <wp:extent cx="4971732" cy="8353425"/>
             <wp:effectExtent l="0" t="0" r="635" b="0"/>
             <wp:docPr id="20" name="Picture 20"/>
@@ -2554,7 +2554,7 @@
                     <pic:cNvPicPr/>
                   </pic:nvPicPr>
                   <pic:blipFill rotWithShape="1">
-                    <a:blip r:embed="rId7">
+                    <a:blip r:embed="rId8">
                       <a:extLst>
                         <a:ext uri="{28A0092B-C50C-407E-A947-70E740481C1C}">
                           <a14:useLocalDpi xmlns:a14="http://schemas.microsoft.com/office/drawing/2010/main" val="0"/>
@@ -2593,7 +2593,7 @@
         </w:rPr>
         <w:lastRenderedPageBreak/>
         <w:drawing>
-          <wp:inline distT="0" distB="0" distL="0" distR="0" wp14:anchorId="53C4FC21" wp14:editId="0C15C070">
+          <wp:inline distT="0" distB="0" distL="0" distR="0" wp14:anchorId="53C4FC21" wp14:editId="6582C648">
             <wp:extent cx="4819473" cy="5222240"/>
             <wp:effectExtent l="0" t="0" r="635" b="0"/>
             <wp:docPr id="21" name="Picture 21"/>
@@ -2608,7 +2608,7 @@
                     <pic:cNvPicPr/>
                   </pic:nvPicPr>
                   <pic:blipFill rotWithShape="1">
-                    <a:blip r:embed="rId7">
+                    <a:blip r:embed="rId8">
                       <a:extLst>
                         <a:ext uri="{28A0092B-C50C-407E-A947-70E740481C1C}">
                           <a14:useLocalDpi xmlns:a14="http://schemas.microsoft.com/office/drawing/2010/main" val="0"/>
@@ -2681,6 +2681,3393 @@
       <w:pPr>
         <w:pStyle w:val="Body"/>
       </w:pPr>
+    </w:p>
+    <w:p>
+      <w:pPr>
+        <w:pStyle w:val="Body"/>
+      </w:pPr>
+    </w:p>
+    <w:p>
+      <w:pPr>
+        <w:pStyle w:val="Body"/>
+      </w:pPr>
+    </w:p>
+    <w:p>
+      <w:pPr>
+        <w:pStyle w:val="Body"/>
+      </w:pPr>
+    </w:p>
+    <w:p>
+      <w:pPr>
+        <w:pStyle w:val="Body"/>
+      </w:pPr>
+    </w:p>
+    <w:p>
+      <w:pPr>
+        <w:pStyle w:val="Body"/>
+      </w:pPr>
+    </w:p>
+    <w:p>
+      <w:pPr>
+        <w:pStyle w:val="Body"/>
+      </w:pPr>
+    </w:p>
+    <w:p>
+      <w:pPr>
+        <w:pStyle w:val="Body"/>
+      </w:pPr>
+      <w:r>
+        <w:lastRenderedPageBreak/>
+        <w:t>5. Quality Assurance</w:t>
+      </w:r>
+    </w:p>
+    <w:p>
+      <w:pPr>
+        <w:pStyle w:val="Body"/>
+      </w:pPr>
+      <w:r>
+        <w:t>The website was tested across multiple browsers to test its compatibility.</w:t>
+      </w:r>
+      <w:r>
+        <w:t xml:space="preserve"> The results are as follows:</w:t>
+      </w:r>
+    </w:p>
+    <w:p>
+      <w:pPr>
+        <w:pStyle w:val="Body"/>
+      </w:pPr>
+      <w:r>
+        <w:rPr>
+          <w:noProof/>
+        </w:rPr>
+        <mc:AlternateContent>
+          <mc:Choice Requires="wpg">
+            <w:drawing>
+              <wp:anchor distT="0" distB="0" distL="114300" distR="114300" simplePos="0" relativeHeight="251676672" behindDoc="0" locked="0" layoutInCell="1" allowOverlap="1" wp14:anchorId="620E655A" wp14:editId="2855E24D">
+                <wp:simplePos x="0" y="0"/>
+                <wp:positionH relativeFrom="column">
+                  <wp:posOffset>3806190</wp:posOffset>
+                </wp:positionH>
+                <wp:positionV relativeFrom="paragraph">
+                  <wp:posOffset>1279525</wp:posOffset>
+                </wp:positionV>
+                <wp:extent cx="247650" cy="232410"/>
+                <wp:effectExtent l="19050" t="19050" r="19050" b="34290"/>
+                <wp:wrapNone/>
+                <wp:docPr id="45" name="Group 45"/>
+                <wp:cNvGraphicFramePr/>
+                <a:graphic xmlns:a="http://schemas.openxmlformats.org/drawingml/2006/main">
+                  <a:graphicData uri="http://schemas.microsoft.com/office/word/2010/wordprocessingGroup">
+                    <wpg:wgp>
+                      <wpg:cNvGrpSpPr/>
+                      <wpg:grpSpPr>
+                        <a:xfrm>
+                          <a:off x="0" y="0"/>
+                          <a:ext cx="247650" cy="232410"/>
+                          <a:chOff x="0" y="0"/>
+                          <a:chExt cx="285750" cy="281940"/>
+                        </a:xfrm>
+                      </wpg:grpSpPr>
+                      <wps:wsp>
+                        <wps:cNvPr id="46" name="Straight Connector 46"/>
+                        <wps:cNvCnPr/>
+                        <wps:spPr>
+                          <a:xfrm>
+                            <a:off x="0" y="152400"/>
+                            <a:ext cx="114300" cy="129540"/>
+                          </a:xfrm>
+                          <a:prstGeom prst="line">
+                            <a:avLst/>
+                          </a:prstGeom>
+                          <a:ln w="28575"/>
+                        </wps:spPr>
+                        <wps:style>
+                          <a:lnRef idx="1">
+                            <a:schemeClr val="accent1"/>
+                          </a:lnRef>
+                          <a:fillRef idx="0">
+                            <a:schemeClr val="accent1"/>
+                          </a:fillRef>
+                          <a:effectRef idx="0">
+                            <a:schemeClr val="accent1"/>
+                          </a:effectRef>
+                          <a:fontRef idx="minor">
+                            <a:schemeClr val="tx1"/>
+                          </a:fontRef>
+                        </wps:style>
+                        <wps:bodyPr/>
+                      </wps:wsp>
+                      <wps:wsp>
+                        <wps:cNvPr id="47" name="Straight Connector 47"/>
+                        <wps:cNvCnPr/>
+                        <wps:spPr>
+                          <a:xfrm flipV="1">
+                            <a:off x="114300" y="0"/>
+                            <a:ext cx="171450" cy="281940"/>
+                          </a:xfrm>
+                          <a:prstGeom prst="line">
+                            <a:avLst/>
+                          </a:prstGeom>
+                          <a:ln w="28575"/>
+                        </wps:spPr>
+                        <wps:style>
+                          <a:lnRef idx="1">
+                            <a:schemeClr val="accent1"/>
+                          </a:lnRef>
+                          <a:fillRef idx="0">
+                            <a:schemeClr val="accent1"/>
+                          </a:fillRef>
+                          <a:effectRef idx="0">
+                            <a:schemeClr val="accent1"/>
+                          </a:effectRef>
+                          <a:fontRef idx="minor">
+                            <a:schemeClr val="tx1"/>
+                          </a:fontRef>
+                        </wps:style>
+                        <wps:bodyPr/>
+                      </wps:wsp>
+                    </wpg:wgp>
+                  </a:graphicData>
+                </a:graphic>
+                <wp14:sizeRelH relativeFrom="margin">
+                  <wp14:pctWidth>0</wp14:pctWidth>
+                </wp14:sizeRelH>
+                <wp14:sizeRelV relativeFrom="margin">
+                  <wp14:pctHeight>0</wp14:pctHeight>
+                </wp14:sizeRelV>
+              </wp:anchor>
+            </w:drawing>
+          </mc:Choice>
+          <mc:Fallback>
+            <w:pict>
+              <v:group w14:anchorId="7B0EE299" id="Group 45" o:spid="_x0000_s1026" style="position:absolute;margin-left:299.7pt;margin-top:100.75pt;width:19.5pt;height:18.3pt;z-index:251676672;mso-width-relative:margin;mso-height-relative:margin" coordsize="285750,281940" o:gfxdata="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">
+                <v:line id="Straight Connector 46" o:spid="_x0000_s1027" style="position:absolute;visibility:visible;mso-wrap-style:square" from="0,152400" to="114300,281940" o:connectortype="straight" o:gfxdata="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" strokecolor="#4472c4 [3204]" strokeweight="2.25pt">
+                  <v:stroke joinstyle="miter"/>
+                </v:line>
+                <v:line id="Straight Connector 47" o:spid="_x0000_s1028" style="position:absolute;flip:y;visibility:visible;mso-wrap-style:square" from="114300,0" to="285750,281940" o:connectortype="straight" o:gfxdata="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" strokecolor="#4472c4 [3204]" strokeweight="2.25pt">
+                  <v:stroke joinstyle="miter"/>
+                </v:line>
+              </v:group>
+            </w:pict>
+          </mc:Fallback>
+        </mc:AlternateContent>
+      </w:r>
+      <w:r>
+        <w:rPr>
+          <w:noProof/>
+        </w:rPr>
+        <mc:AlternateContent>
+          <mc:Choice Requires="wpg">
+            <w:drawing>
+              <wp:anchor distT="0" distB="0" distL="114300" distR="114300" simplePos="0" relativeHeight="251674624" behindDoc="0" locked="0" layoutInCell="1" allowOverlap="1" wp14:anchorId="79510BB9" wp14:editId="5553DB81">
+                <wp:simplePos x="0" y="0"/>
+                <wp:positionH relativeFrom="column">
+                  <wp:posOffset>3821430</wp:posOffset>
+                </wp:positionH>
+                <wp:positionV relativeFrom="paragraph">
+                  <wp:posOffset>985520</wp:posOffset>
+                </wp:positionV>
+                <wp:extent cx="247650" cy="232410"/>
+                <wp:effectExtent l="19050" t="19050" r="19050" b="34290"/>
+                <wp:wrapNone/>
+                <wp:docPr id="42" name="Group 42"/>
+                <wp:cNvGraphicFramePr/>
+                <a:graphic xmlns:a="http://schemas.openxmlformats.org/drawingml/2006/main">
+                  <a:graphicData uri="http://schemas.microsoft.com/office/word/2010/wordprocessingGroup">
+                    <wpg:wgp>
+                      <wpg:cNvGrpSpPr/>
+                      <wpg:grpSpPr>
+                        <a:xfrm>
+                          <a:off x="0" y="0"/>
+                          <a:ext cx="247650" cy="232410"/>
+                          <a:chOff x="0" y="0"/>
+                          <a:chExt cx="285750" cy="281940"/>
+                        </a:xfrm>
+                      </wpg:grpSpPr>
+                      <wps:wsp>
+                        <wps:cNvPr id="43" name="Straight Connector 43"/>
+                        <wps:cNvCnPr/>
+                        <wps:spPr>
+                          <a:xfrm>
+                            <a:off x="0" y="152400"/>
+                            <a:ext cx="114300" cy="129540"/>
+                          </a:xfrm>
+                          <a:prstGeom prst="line">
+                            <a:avLst/>
+                          </a:prstGeom>
+                          <a:ln w="28575"/>
+                        </wps:spPr>
+                        <wps:style>
+                          <a:lnRef idx="1">
+                            <a:schemeClr val="accent1"/>
+                          </a:lnRef>
+                          <a:fillRef idx="0">
+                            <a:schemeClr val="accent1"/>
+                          </a:fillRef>
+                          <a:effectRef idx="0">
+                            <a:schemeClr val="accent1"/>
+                          </a:effectRef>
+                          <a:fontRef idx="minor">
+                            <a:schemeClr val="tx1"/>
+                          </a:fontRef>
+                        </wps:style>
+                        <wps:bodyPr/>
+                      </wps:wsp>
+                      <wps:wsp>
+                        <wps:cNvPr id="44" name="Straight Connector 44"/>
+                        <wps:cNvCnPr/>
+                        <wps:spPr>
+                          <a:xfrm flipV="1">
+                            <a:off x="114300" y="0"/>
+                            <a:ext cx="171450" cy="281940"/>
+                          </a:xfrm>
+                          <a:prstGeom prst="line">
+                            <a:avLst/>
+                          </a:prstGeom>
+                          <a:ln w="28575"/>
+                        </wps:spPr>
+                        <wps:style>
+                          <a:lnRef idx="1">
+                            <a:schemeClr val="accent1"/>
+                          </a:lnRef>
+                          <a:fillRef idx="0">
+                            <a:schemeClr val="accent1"/>
+                          </a:fillRef>
+                          <a:effectRef idx="0">
+                            <a:schemeClr val="accent1"/>
+                          </a:effectRef>
+                          <a:fontRef idx="minor">
+                            <a:schemeClr val="tx1"/>
+                          </a:fontRef>
+                        </wps:style>
+                        <wps:bodyPr/>
+                      </wps:wsp>
+                    </wpg:wgp>
+                  </a:graphicData>
+                </a:graphic>
+                <wp14:sizeRelH relativeFrom="margin">
+                  <wp14:pctWidth>0</wp14:pctWidth>
+                </wp14:sizeRelH>
+                <wp14:sizeRelV relativeFrom="margin">
+                  <wp14:pctHeight>0</wp14:pctHeight>
+                </wp14:sizeRelV>
+              </wp:anchor>
+            </w:drawing>
+          </mc:Choice>
+          <mc:Fallback>
+            <w:pict>
+              <v:group w14:anchorId="6A359596" id="Group 42" o:spid="_x0000_s1026" style="position:absolute;margin-left:300.9pt;margin-top:77.6pt;width:19.5pt;height:18.3pt;z-index:251674624;mso-width-relative:margin;mso-height-relative:margin" coordsize="285750,281940" o:gfxdata="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">
+                <v:line id="Straight Connector 43" o:spid="_x0000_s1027" style="position:absolute;visibility:visible;mso-wrap-style:square" from="0,152400" to="114300,281940" o:connectortype="straight" o:gfxdata="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" strokecolor="#4472c4 [3204]" strokeweight="2.25pt">
+                  <v:stroke joinstyle="miter"/>
+                </v:line>
+                <v:line id="Straight Connector 44" o:spid="_x0000_s1028" style="position:absolute;flip:y;visibility:visible;mso-wrap-style:square" from="114300,0" to="285750,281940" o:connectortype="straight" o:gfxdata="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" strokecolor="#4472c4 [3204]" strokeweight="2.25pt">
+                  <v:stroke joinstyle="miter"/>
+                </v:line>
+              </v:group>
+            </w:pict>
+          </mc:Fallback>
+        </mc:AlternateContent>
+      </w:r>
+      <w:r>
+        <w:rPr>
+          <w:noProof/>
+        </w:rPr>
+        <mc:AlternateContent>
+          <mc:Choice Requires="wpg">
+            <w:drawing>
+              <wp:anchor distT="0" distB="0" distL="114300" distR="114300" simplePos="0" relativeHeight="251672576" behindDoc="0" locked="0" layoutInCell="1" allowOverlap="1" wp14:anchorId="583EBAFE" wp14:editId="4C265645">
+                <wp:simplePos x="0" y="0"/>
+                <wp:positionH relativeFrom="column">
+                  <wp:posOffset>3821430</wp:posOffset>
+                </wp:positionH>
+                <wp:positionV relativeFrom="paragraph">
+                  <wp:posOffset>767080</wp:posOffset>
+                </wp:positionV>
+                <wp:extent cx="247650" cy="232410"/>
+                <wp:effectExtent l="19050" t="19050" r="19050" b="34290"/>
+                <wp:wrapNone/>
+                <wp:docPr id="39" name="Group 39"/>
+                <wp:cNvGraphicFramePr/>
+                <a:graphic xmlns:a="http://schemas.openxmlformats.org/drawingml/2006/main">
+                  <a:graphicData uri="http://schemas.microsoft.com/office/word/2010/wordprocessingGroup">
+                    <wpg:wgp>
+                      <wpg:cNvGrpSpPr/>
+                      <wpg:grpSpPr>
+                        <a:xfrm>
+                          <a:off x="0" y="0"/>
+                          <a:ext cx="247650" cy="232410"/>
+                          <a:chOff x="0" y="0"/>
+                          <a:chExt cx="285750" cy="281940"/>
+                        </a:xfrm>
+                      </wpg:grpSpPr>
+                      <wps:wsp>
+                        <wps:cNvPr id="40" name="Straight Connector 40"/>
+                        <wps:cNvCnPr/>
+                        <wps:spPr>
+                          <a:xfrm>
+                            <a:off x="0" y="152400"/>
+                            <a:ext cx="114300" cy="129540"/>
+                          </a:xfrm>
+                          <a:prstGeom prst="line">
+                            <a:avLst/>
+                          </a:prstGeom>
+                          <a:ln w="28575"/>
+                        </wps:spPr>
+                        <wps:style>
+                          <a:lnRef idx="1">
+                            <a:schemeClr val="accent1"/>
+                          </a:lnRef>
+                          <a:fillRef idx="0">
+                            <a:schemeClr val="accent1"/>
+                          </a:fillRef>
+                          <a:effectRef idx="0">
+                            <a:schemeClr val="accent1"/>
+                          </a:effectRef>
+                          <a:fontRef idx="minor">
+                            <a:schemeClr val="tx1"/>
+                          </a:fontRef>
+                        </wps:style>
+                        <wps:bodyPr/>
+                      </wps:wsp>
+                      <wps:wsp>
+                        <wps:cNvPr id="41" name="Straight Connector 41"/>
+                        <wps:cNvCnPr/>
+                        <wps:spPr>
+                          <a:xfrm flipV="1">
+                            <a:off x="114300" y="0"/>
+                            <a:ext cx="171450" cy="281940"/>
+                          </a:xfrm>
+                          <a:prstGeom prst="line">
+                            <a:avLst/>
+                          </a:prstGeom>
+                          <a:ln w="28575"/>
+                        </wps:spPr>
+                        <wps:style>
+                          <a:lnRef idx="1">
+                            <a:schemeClr val="accent1"/>
+                          </a:lnRef>
+                          <a:fillRef idx="0">
+                            <a:schemeClr val="accent1"/>
+                          </a:fillRef>
+                          <a:effectRef idx="0">
+                            <a:schemeClr val="accent1"/>
+                          </a:effectRef>
+                          <a:fontRef idx="minor">
+                            <a:schemeClr val="tx1"/>
+                          </a:fontRef>
+                        </wps:style>
+                        <wps:bodyPr/>
+                      </wps:wsp>
+                    </wpg:wgp>
+                  </a:graphicData>
+                </a:graphic>
+                <wp14:sizeRelH relativeFrom="margin">
+                  <wp14:pctWidth>0</wp14:pctWidth>
+                </wp14:sizeRelH>
+                <wp14:sizeRelV relativeFrom="margin">
+                  <wp14:pctHeight>0</wp14:pctHeight>
+                </wp14:sizeRelV>
+              </wp:anchor>
+            </w:drawing>
+          </mc:Choice>
+          <mc:Fallback>
+            <w:pict>
+              <v:group w14:anchorId="6F8A46D4" id="Group 39" o:spid="_x0000_s1026" style="position:absolute;margin-left:300.9pt;margin-top:60.4pt;width:19.5pt;height:18.3pt;z-index:251672576;mso-width-relative:margin;mso-height-relative:margin" coordsize="285750,281940" o:gfxdata="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">
+                <v:line id="Straight Connector 40" o:spid="_x0000_s1027" style="position:absolute;visibility:visible;mso-wrap-style:square" from="0,152400" to="114300,281940" o:connectortype="straight" o:gfxdata="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" strokecolor="#4472c4 [3204]" strokeweight="2.25pt">
+                  <v:stroke joinstyle="miter"/>
+                </v:line>
+                <v:line id="Straight Connector 41" o:spid="_x0000_s1028" style="position:absolute;flip:y;visibility:visible;mso-wrap-style:square" from="114300,0" to="285750,281940" o:connectortype="straight" o:gfxdata="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" strokecolor="#4472c4 [3204]" strokeweight="2.25pt">
+                  <v:stroke joinstyle="miter"/>
+                </v:line>
+              </v:group>
+            </w:pict>
+          </mc:Fallback>
+        </mc:AlternateContent>
+      </w:r>
+    </w:p>
+    <w:tbl>
+      <w:tblPr>
+        <w:tblStyle w:val="TableGrid"/>
+        <w:tblW w:w="0" w:type="auto"/>
+        <w:tblLook w:val="04A0" w:firstRow="1" w:lastRow="0" w:firstColumn="1" w:lastColumn="0" w:noHBand="0" w:noVBand="1"/>
+      </w:tblPr>
+      <w:tblGrid>
+        <w:gridCol w:w="4508"/>
+        <w:gridCol w:w="4508"/>
+      </w:tblGrid>
+      <w:tr>
+        <w:tc>
+          <w:tcPr>
+            <w:tcW w:w="4508" w:type="dxa"/>
+          </w:tcPr>
+          <w:p>
+            <w:pPr>
+              <w:pStyle w:val="Body"/>
+            </w:pPr>
+            <w:r>
+              <w:t>BROWSER</w:t>
+            </w:r>
+          </w:p>
+        </w:tc>
+        <w:tc>
+          <w:tcPr>
+            <w:tcW w:w="4508" w:type="dxa"/>
+          </w:tcPr>
+          <w:p>
+            <w:pPr>
+              <w:pStyle w:val="Body"/>
+            </w:pPr>
+            <w:r>
+              <w:t>COMPATABILITY</w:t>
+            </w:r>
+          </w:p>
+        </w:tc>
+      </w:tr>
+      <w:tr>
+        <w:tc>
+          <w:tcPr>
+            <w:tcW w:w="4508" w:type="dxa"/>
+          </w:tcPr>
+          <w:p>
+            <w:pPr>
+              <w:pStyle w:val="Body"/>
+            </w:pPr>
+            <w:r>
+              <w:t>Google Chrome</w:t>
+            </w:r>
+          </w:p>
+        </w:tc>
+        <w:tc>
+          <w:tcPr>
+            <w:tcW w:w="4508" w:type="dxa"/>
+          </w:tcPr>
+          <w:p>
+            <w:pPr>
+              <w:pStyle w:val="Body"/>
+            </w:pPr>
+            <w:r>
+              <w:rPr>
+                <w:noProof/>
+              </w:rPr>
+              <mc:AlternateContent>
+                <mc:Choice Requires="wpg">
+                  <w:drawing>
+                    <wp:anchor distT="0" distB="0" distL="114300" distR="114300" simplePos="0" relativeHeight="251670528" behindDoc="0" locked="0" layoutInCell="1" allowOverlap="1" wp14:anchorId="7CB662E0" wp14:editId="6975AA10">
+                      <wp:simplePos x="0" y="0"/>
+                      <wp:positionH relativeFrom="column">
+                        <wp:posOffset>902335</wp:posOffset>
+                      </wp:positionH>
+                      <wp:positionV relativeFrom="paragraph">
+                        <wp:posOffset>12065</wp:posOffset>
+                      </wp:positionV>
+                      <wp:extent cx="247650" cy="232410"/>
+                      <wp:effectExtent l="19050" t="19050" r="19050" b="34290"/>
+                      <wp:wrapNone/>
+                      <wp:docPr id="38" name="Group 38"/>
+                      <wp:cNvGraphicFramePr/>
+                      <a:graphic xmlns:a="http://schemas.openxmlformats.org/drawingml/2006/main">
+                        <a:graphicData uri="http://schemas.microsoft.com/office/word/2010/wordprocessingGroup">
+                          <wpg:wgp>
+                            <wpg:cNvGrpSpPr/>
+                            <wpg:grpSpPr>
+                              <a:xfrm>
+                                <a:off x="0" y="0"/>
+                                <a:ext cx="247650" cy="232410"/>
+                                <a:chOff x="0" y="0"/>
+                                <a:chExt cx="285750" cy="281940"/>
+                              </a:xfrm>
+                            </wpg:grpSpPr>
+                            <wps:wsp>
+                              <wps:cNvPr id="36" name="Straight Connector 36"/>
+                              <wps:cNvCnPr/>
+                              <wps:spPr>
+                                <a:xfrm>
+                                  <a:off x="0" y="152400"/>
+                                  <a:ext cx="114300" cy="129540"/>
+                                </a:xfrm>
+                                <a:prstGeom prst="line">
+                                  <a:avLst/>
+                                </a:prstGeom>
+                                <a:ln w="28575"/>
+                              </wps:spPr>
+                              <wps:style>
+                                <a:lnRef idx="1">
+                                  <a:schemeClr val="accent1"/>
+                                </a:lnRef>
+                                <a:fillRef idx="0">
+                                  <a:schemeClr val="accent1"/>
+                                </a:fillRef>
+                                <a:effectRef idx="0">
+                                  <a:schemeClr val="accent1"/>
+                                </a:effectRef>
+                                <a:fontRef idx="minor">
+                                  <a:schemeClr val="tx1"/>
+                                </a:fontRef>
+                              </wps:style>
+                              <wps:bodyPr/>
+                            </wps:wsp>
+                            <wps:wsp>
+                              <wps:cNvPr id="37" name="Straight Connector 37"/>
+                              <wps:cNvCnPr/>
+                              <wps:spPr>
+                                <a:xfrm flipV="1">
+                                  <a:off x="114300" y="0"/>
+                                  <a:ext cx="171450" cy="281940"/>
+                                </a:xfrm>
+                                <a:prstGeom prst="line">
+                                  <a:avLst/>
+                                </a:prstGeom>
+                                <a:ln w="28575"/>
+                              </wps:spPr>
+                              <wps:style>
+                                <a:lnRef idx="1">
+                                  <a:schemeClr val="accent1"/>
+                                </a:lnRef>
+                                <a:fillRef idx="0">
+                                  <a:schemeClr val="accent1"/>
+                                </a:fillRef>
+                                <a:effectRef idx="0">
+                                  <a:schemeClr val="accent1"/>
+                                </a:effectRef>
+                                <a:fontRef idx="minor">
+                                  <a:schemeClr val="tx1"/>
+                                </a:fontRef>
+                              </wps:style>
+                              <wps:bodyPr/>
+                            </wps:wsp>
+                          </wpg:wgp>
+                        </a:graphicData>
+                      </a:graphic>
+                      <wp14:sizeRelH relativeFrom="margin">
+                        <wp14:pctWidth>0</wp14:pctWidth>
+                      </wp14:sizeRelH>
+                      <wp14:sizeRelV relativeFrom="margin">
+                        <wp14:pctHeight>0</wp14:pctHeight>
+                      </wp14:sizeRelV>
+                    </wp:anchor>
+                  </w:drawing>
+                </mc:Choice>
+                <mc:Fallback>
+                  <w:pict>
+                    <v:group w14:anchorId="38920B89" id="Group 38" o:spid="_x0000_s1026" style="position:absolute;margin-left:71.05pt;margin-top:.95pt;width:19.5pt;height:18.3pt;z-index:251670528;mso-width-relative:margin;mso-height-relative:margin" coordsize="285750,281940" o:gfxdata="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">
+                      <v:line id="Straight Connector 36" o:spid="_x0000_s1027" style="position:absolute;visibility:visible;mso-wrap-style:square" from="0,152400" to="114300,281940" o:connectortype="straight" o:gfxdata="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" strokecolor="#4472c4 [3204]" strokeweight="2.25pt">
+                        <v:stroke joinstyle="miter"/>
+                      </v:line>
+                      <v:line id="Straight Connector 37" o:spid="_x0000_s1028" style="position:absolute;flip:y;visibility:visible;mso-wrap-style:square" from="114300,0" to="285750,281940" o:connectortype="straight" o:gfxdata="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" strokecolor="#4472c4 [3204]" strokeweight="2.25pt">
+                        <v:stroke joinstyle="miter"/>
+                      </v:line>
+                    </v:group>
+                  </w:pict>
+                </mc:Fallback>
+              </mc:AlternateContent>
+            </w:r>
+          </w:p>
+        </w:tc>
+      </w:tr>
+      <w:tr>
+        <w:tc>
+          <w:tcPr>
+            <w:tcW w:w="4508" w:type="dxa"/>
+          </w:tcPr>
+          <w:p>
+            <w:pPr>
+              <w:pStyle w:val="Body"/>
+            </w:pPr>
+            <w:r>
+              <w:t>Mozilla Firefox</w:t>
+            </w:r>
+          </w:p>
+        </w:tc>
+        <w:tc>
+          <w:tcPr>
+            <w:tcW w:w="4508" w:type="dxa"/>
+          </w:tcPr>
+          <w:p>
+            <w:pPr>
+              <w:pStyle w:val="Body"/>
+            </w:pPr>
+          </w:p>
+        </w:tc>
+      </w:tr>
+      <w:tr>
+        <w:tc>
+          <w:tcPr>
+            <w:tcW w:w="4508" w:type="dxa"/>
+          </w:tcPr>
+          <w:p>
+            <w:pPr>
+              <w:pStyle w:val="Body"/>
+            </w:pPr>
+            <w:r>
+              <w:t>Microsoft Edge</w:t>
+            </w:r>
+          </w:p>
+        </w:tc>
+        <w:tc>
+          <w:tcPr>
+            <w:tcW w:w="4508" w:type="dxa"/>
+          </w:tcPr>
+          <w:p>
+            <w:pPr>
+              <w:pStyle w:val="Body"/>
+            </w:pPr>
+          </w:p>
+        </w:tc>
+      </w:tr>
+      <w:tr>
+        <w:tc>
+          <w:tcPr>
+            <w:tcW w:w="4508" w:type="dxa"/>
+          </w:tcPr>
+          <w:p>
+            <w:pPr>
+              <w:pStyle w:val="Body"/>
+            </w:pPr>
+            <w:r>
+              <w:t>Opera Internet Explorer</w:t>
+            </w:r>
+          </w:p>
+        </w:tc>
+        <w:tc>
+          <w:tcPr>
+            <w:tcW w:w="4508" w:type="dxa"/>
+          </w:tcPr>
+          <w:p>
+            <w:pPr>
+              <w:pStyle w:val="Body"/>
+            </w:pPr>
+          </w:p>
+        </w:tc>
+      </w:tr>
+      <w:tr>
+        <w:tc>
+          <w:tcPr>
+            <w:tcW w:w="4508" w:type="dxa"/>
+          </w:tcPr>
+          <w:p>
+            <w:pPr>
+              <w:pStyle w:val="Body"/>
+            </w:pPr>
+            <w:r>
+              <w:t>Safari (mobile)</w:t>
+            </w:r>
+          </w:p>
+        </w:tc>
+        <w:tc>
+          <w:tcPr>
+            <w:tcW w:w="4508" w:type="dxa"/>
+          </w:tcPr>
+          <w:p>
+            <w:pPr>
+              <w:pStyle w:val="Body"/>
+            </w:pPr>
+            <w:r>
+              <w:rPr>
+                <w:noProof/>
+              </w:rPr>
+              <mc:AlternateContent>
+                <mc:Choice Requires="wpg">
+                  <w:drawing>
+                    <wp:anchor distT="0" distB="0" distL="114300" distR="114300" simplePos="0" relativeHeight="251678720" behindDoc="0" locked="0" layoutInCell="1" allowOverlap="1" wp14:anchorId="37DFB5ED" wp14:editId="7B58E6AC">
+                      <wp:simplePos x="0" y="0"/>
+                      <wp:positionH relativeFrom="column">
+                        <wp:posOffset>902970</wp:posOffset>
+                      </wp:positionH>
+                      <wp:positionV relativeFrom="paragraph">
+                        <wp:posOffset>1270</wp:posOffset>
+                      </wp:positionV>
+                      <wp:extent cx="247650" cy="232410"/>
+                      <wp:effectExtent l="19050" t="19050" r="19050" b="34290"/>
+                      <wp:wrapNone/>
+                      <wp:docPr id="48" name="Group 48"/>
+                      <wp:cNvGraphicFramePr/>
+                      <a:graphic xmlns:a="http://schemas.openxmlformats.org/drawingml/2006/main">
+                        <a:graphicData uri="http://schemas.microsoft.com/office/word/2010/wordprocessingGroup">
+                          <wpg:wgp>
+                            <wpg:cNvGrpSpPr/>
+                            <wpg:grpSpPr>
+                              <a:xfrm>
+                                <a:off x="0" y="0"/>
+                                <a:ext cx="247650" cy="232410"/>
+                                <a:chOff x="0" y="0"/>
+                                <a:chExt cx="285750" cy="281940"/>
+                              </a:xfrm>
+                            </wpg:grpSpPr>
+                            <wps:wsp>
+                              <wps:cNvPr id="49" name="Straight Connector 49"/>
+                              <wps:cNvCnPr/>
+                              <wps:spPr>
+                                <a:xfrm>
+                                  <a:off x="0" y="152400"/>
+                                  <a:ext cx="114300" cy="129540"/>
+                                </a:xfrm>
+                                <a:prstGeom prst="line">
+                                  <a:avLst/>
+                                </a:prstGeom>
+                                <a:ln w="28575"/>
+                              </wps:spPr>
+                              <wps:style>
+                                <a:lnRef idx="1">
+                                  <a:schemeClr val="accent1"/>
+                                </a:lnRef>
+                                <a:fillRef idx="0">
+                                  <a:schemeClr val="accent1"/>
+                                </a:fillRef>
+                                <a:effectRef idx="0">
+                                  <a:schemeClr val="accent1"/>
+                                </a:effectRef>
+                                <a:fontRef idx="minor">
+                                  <a:schemeClr val="tx1"/>
+                                </a:fontRef>
+                              </wps:style>
+                              <wps:bodyPr/>
+                            </wps:wsp>
+                            <wps:wsp>
+                              <wps:cNvPr id="50" name="Straight Connector 50"/>
+                              <wps:cNvCnPr/>
+                              <wps:spPr>
+                                <a:xfrm flipV="1">
+                                  <a:off x="114300" y="0"/>
+                                  <a:ext cx="171450" cy="281940"/>
+                                </a:xfrm>
+                                <a:prstGeom prst="line">
+                                  <a:avLst/>
+                                </a:prstGeom>
+                                <a:ln w="28575"/>
+                              </wps:spPr>
+                              <wps:style>
+                                <a:lnRef idx="1">
+                                  <a:schemeClr val="accent1"/>
+                                </a:lnRef>
+                                <a:fillRef idx="0">
+                                  <a:schemeClr val="accent1"/>
+                                </a:fillRef>
+                                <a:effectRef idx="0">
+                                  <a:schemeClr val="accent1"/>
+                                </a:effectRef>
+                                <a:fontRef idx="minor">
+                                  <a:schemeClr val="tx1"/>
+                                </a:fontRef>
+                              </wps:style>
+                              <wps:bodyPr/>
+                            </wps:wsp>
+                          </wpg:wgp>
+                        </a:graphicData>
+                      </a:graphic>
+                      <wp14:sizeRelH relativeFrom="margin">
+                        <wp14:pctWidth>0</wp14:pctWidth>
+                      </wp14:sizeRelH>
+                      <wp14:sizeRelV relativeFrom="margin">
+                        <wp14:pctHeight>0</wp14:pctHeight>
+                      </wp14:sizeRelV>
+                    </wp:anchor>
+                  </w:drawing>
+                </mc:Choice>
+                <mc:Fallback>
+                  <w:pict>
+                    <v:group w14:anchorId="2B3E640E" id="Group 48" o:spid="_x0000_s1026" style="position:absolute;margin-left:71.1pt;margin-top:.1pt;width:19.5pt;height:18.3pt;z-index:251678720;mso-width-relative:margin;mso-height-relative:margin" coordsize="285750,281940" o:gfxdata="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">
+                      <v:line id="Straight Connector 49" o:spid="_x0000_s1027" style="position:absolute;visibility:visible;mso-wrap-style:square" from="0,152400" to="114300,281940" o:connectortype="straight" o:gfxdata="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" strokecolor="#4472c4 [3204]" strokeweight="2.25pt">
+                        <v:stroke joinstyle="miter"/>
+                      </v:line>
+                      <v:line id="Straight Connector 50" o:spid="_x0000_s1028" style="position:absolute;flip:y;visibility:visible;mso-wrap-style:square" from="114300,0" to="285750,281940" o:connectortype="straight" o:gfxdata="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" strokecolor="#4472c4 [3204]" strokeweight="2.25pt">
+                        <v:stroke joinstyle="miter"/>
+                      </v:line>
+                    </v:group>
+                  </w:pict>
+                </mc:Fallback>
+              </mc:AlternateContent>
+            </w:r>
+          </w:p>
+        </w:tc>
+      </w:tr>
+    </w:tbl>
+    <w:p>
+      <w:pPr>
+        <w:pStyle w:val="Body"/>
+      </w:pPr>
+    </w:p>
+    <w:p>
+      <w:pPr>
+        <w:pStyle w:val="Body"/>
+      </w:pPr>
+      <w:r>
+        <w:t>Mozilla Firefox</w:t>
+      </w:r>
+    </w:p>
+    <w:p>
+      <w:pPr>
+        <w:pStyle w:val="Body"/>
+      </w:pPr>
+      <w:r>
+        <w:drawing>
+          <wp:inline distT="0" distB="0" distL="0" distR="0" wp14:anchorId="3107EAC0" wp14:editId="1EA1F775">
+            <wp:extent cx="6483184" cy="3505200"/>
+            <wp:effectExtent l="0" t="0" r="0" b="0"/>
+            <wp:docPr id="30" name="Picture 30"/>
+            <wp:cNvGraphicFramePr>
+              <a:graphicFrameLocks xmlns:a="http://schemas.openxmlformats.org/drawingml/2006/main" noChangeAspect="1"/>
+            </wp:cNvGraphicFramePr>
+            <a:graphic xmlns:a="http://schemas.openxmlformats.org/drawingml/2006/main">
+              <a:graphicData uri="http://schemas.openxmlformats.org/drawingml/2006/picture">
+                <pic:pic xmlns:pic="http://schemas.openxmlformats.org/drawingml/2006/picture">
+                  <pic:nvPicPr>
+                    <pic:cNvPr id="1" name=""/>
+                    <pic:cNvPicPr/>
+                  </pic:nvPicPr>
+                  <pic:blipFill>
+                    <a:blip r:embed="rId9"/>
+                    <a:stretch>
+                      <a:fillRect/>
+                    </a:stretch>
+                  </pic:blipFill>
+                  <pic:spPr>
+                    <a:xfrm>
+                      <a:off x="0" y="0"/>
+                      <a:ext cx="6491640" cy="3509772"/>
+                    </a:xfrm>
+                    <a:prstGeom prst="rect">
+                      <a:avLst/>
+                    </a:prstGeom>
+                  </pic:spPr>
+                </pic:pic>
+              </a:graphicData>
+            </a:graphic>
+          </wp:inline>
+        </w:drawing>
+      </w:r>
+    </w:p>
+    <w:p>
+      <w:pPr>
+        <w:pStyle w:val="Body"/>
+      </w:pPr>
+    </w:p>
+    <w:p>
+      <w:pPr>
+        <w:pStyle w:val="Body"/>
+      </w:pPr>
+      <w:r>
+        <w:t>Google Chrome:</w:t>
+      </w:r>
+    </w:p>
+    <w:p>
+      <w:pPr>
+        <w:pStyle w:val="Body"/>
+      </w:pPr>
+      <w:r>
+        <w:lastRenderedPageBreak/>
+        <w:drawing>
+          <wp:inline distT="0" distB="0" distL="0" distR="0" wp14:anchorId="332767B4" wp14:editId="67D9EB0C">
+            <wp:extent cx="6552401" cy="3390900"/>
+            <wp:effectExtent l="0" t="0" r="1270" b="0"/>
+            <wp:docPr id="33" name="Picture 33"/>
+            <wp:cNvGraphicFramePr>
+              <a:graphicFrameLocks xmlns:a="http://schemas.openxmlformats.org/drawingml/2006/main" noChangeAspect="1"/>
+            </wp:cNvGraphicFramePr>
+            <a:graphic xmlns:a="http://schemas.openxmlformats.org/drawingml/2006/main">
+              <a:graphicData uri="http://schemas.openxmlformats.org/drawingml/2006/picture">
+                <pic:pic xmlns:pic="http://schemas.openxmlformats.org/drawingml/2006/picture">
+                  <pic:nvPicPr>
+                    <pic:cNvPr id="1" name=""/>
+                    <pic:cNvPicPr/>
+                  </pic:nvPicPr>
+                  <pic:blipFill>
+                    <a:blip r:embed="rId10"/>
+                    <a:stretch>
+                      <a:fillRect/>
+                    </a:stretch>
+                  </pic:blipFill>
+                  <pic:spPr>
+                    <a:xfrm>
+                      <a:off x="0" y="0"/>
+                      <a:ext cx="6557857" cy="3393724"/>
+                    </a:xfrm>
+                    <a:prstGeom prst="rect">
+                      <a:avLst/>
+                    </a:prstGeom>
+                  </pic:spPr>
+                </pic:pic>
+              </a:graphicData>
+            </a:graphic>
+          </wp:inline>
+        </w:drawing>
+      </w:r>
+    </w:p>
+    <w:p>
+      <w:pPr>
+        <w:pStyle w:val="Body"/>
+      </w:pPr>
+    </w:p>
+    <w:p>
+      <w:pPr>
+        <w:pStyle w:val="Body"/>
+      </w:pPr>
+    </w:p>
+    <w:p>
+      <w:pPr>
+        <w:pStyle w:val="Body"/>
+      </w:pPr>
+    </w:p>
+    <w:p>
+      <w:pPr>
+        <w:pStyle w:val="Body"/>
+      </w:pPr>
+      <w:r>
+        <w:t>Microsoft Edge</w:t>
+      </w:r>
+      <w:r>
+        <w:t>:</w:t>
+      </w:r>
+    </w:p>
+    <w:p>
+      <w:pPr>
+        <w:pStyle w:val="Body"/>
+      </w:pPr>
+      <w:r>
+        <w:drawing>
+          <wp:inline distT="0" distB="0" distL="0" distR="0" wp14:anchorId="76A6455F" wp14:editId="2C7F036F">
+            <wp:extent cx="6496777" cy="3611880"/>
+            <wp:effectExtent l="0" t="0" r="0" b="7620"/>
+            <wp:docPr id="34" name="Picture 34"/>
+            <wp:cNvGraphicFramePr>
+              <a:graphicFrameLocks xmlns:a="http://schemas.openxmlformats.org/drawingml/2006/main" noChangeAspect="1"/>
+            </wp:cNvGraphicFramePr>
+            <a:graphic xmlns:a="http://schemas.openxmlformats.org/drawingml/2006/main">
+              <a:graphicData uri="http://schemas.openxmlformats.org/drawingml/2006/picture">
+                <pic:pic xmlns:pic="http://schemas.openxmlformats.org/drawingml/2006/picture">
+                  <pic:nvPicPr>
+                    <pic:cNvPr id="1" name=""/>
+                    <pic:cNvPicPr/>
+                  </pic:nvPicPr>
+                  <pic:blipFill>
+                    <a:blip r:embed="rId11"/>
+                    <a:stretch>
+                      <a:fillRect/>
+                    </a:stretch>
+                  </pic:blipFill>
+                  <pic:spPr>
+                    <a:xfrm>
+                      <a:off x="0" y="0"/>
+                      <a:ext cx="6506429" cy="3617246"/>
+                    </a:xfrm>
+                    <a:prstGeom prst="rect">
+                      <a:avLst/>
+                    </a:prstGeom>
+                  </pic:spPr>
+                </pic:pic>
+              </a:graphicData>
+            </a:graphic>
+          </wp:inline>
+        </w:drawing>
+      </w:r>
+    </w:p>
+    <w:p>
+      <w:pPr>
+        <w:pStyle w:val="Body"/>
+      </w:pPr>
+    </w:p>
+    <w:p>
+      <w:pPr>
+        <w:pStyle w:val="Body"/>
+      </w:pPr>
+      <w:r>
+        <w:t>Opera Internet Browser:</w:t>
+      </w:r>
+    </w:p>
+    <w:p>
+      <w:pPr>
+        <w:pStyle w:val="Body"/>
+      </w:pPr>
+      <w:r>
+        <w:lastRenderedPageBreak/>
+        <w:drawing>
+          <wp:inline distT="0" distB="0" distL="0" distR="0" wp14:anchorId="46F4040E" wp14:editId="48C542EB">
+            <wp:extent cx="6536763" cy="3329940"/>
+            <wp:effectExtent l="0" t="0" r="0" b="3810"/>
+            <wp:docPr id="35" name="Picture 35"/>
+            <wp:cNvGraphicFramePr>
+              <a:graphicFrameLocks xmlns:a="http://schemas.openxmlformats.org/drawingml/2006/main" noChangeAspect="1"/>
+            </wp:cNvGraphicFramePr>
+            <a:graphic xmlns:a="http://schemas.openxmlformats.org/drawingml/2006/main">
+              <a:graphicData uri="http://schemas.openxmlformats.org/drawingml/2006/picture">
+                <pic:pic xmlns:pic="http://schemas.openxmlformats.org/drawingml/2006/picture">
+                  <pic:nvPicPr>
+                    <pic:cNvPr id="1" name=""/>
+                    <pic:cNvPicPr/>
+                  </pic:nvPicPr>
+                  <pic:blipFill>
+                    <a:blip r:embed="rId12"/>
+                    <a:stretch>
+                      <a:fillRect/>
+                    </a:stretch>
+                  </pic:blipFill>
+                  <pic:spPr>
+                    <a:xfrm>
+                      <a:off x="0" y="0"/>
+                      <a:ext cx="6543390" cy="3333316"/>
+                    </a:xfrm>
+                    <a:prstGeom prst="rect">
+                      <a:avLst/>
+                    </a:prstGeom>
+                  </pic:spPr>
+                </pic:pic>
+              </a:graphicData>
+            </a:graphic>
+          </wp:inline>
+        </w:drawing>
+      </w:r>
+    </w:p>
+    <w:p>
+      <w:pPr>
+        <w:pStyle w:val="Body"/>
+      </w:pPr>
+    </w:p>
+    <w:p>
+      <w:pPr>
+        <w:pStyle w:val="Body"/>
+      </w:pPr>
+      <w:r>
+        <w:t>Safari (mobile):</w:t>
+      </w:r>
+    </w:p>
+    <w:p>
+      <w:pPr>
+        <w:pStyle w:val="Body"/>
+      </w:pPr>
+      <w:r>
+        <w:rPr>
+          <w:noProof/>
+        </w:rPr>
+        <w:lastRenderedPageBreak/>
+        <w:drawing>
+          <wp:inline distT="0" distB="0" distL="0" distR="0" wp14:anchorId="67CB86F0" wp14:editId="4D6DB3AD">
+            <wp:extent cx="4333875" cy="8863330"/>
+            <wp:effectExtent l="0" t="0" r="9525" b="0"/>
+            <wp:docPr id="51" name="Picture 51"/>
+            <wp:cNvGraphicFramePr>
+              <a:graphicFrameLocks xmlns:a="http://schemas.openxmlformats.org/drawingml/2006/main" noChangeAspect="1"/>
+            </wp:cNvGraphicFramePr>
+            <a:graphic xmlns:a="http://schemas.openxmlformats.org/drawingml/2006/main">
+              <a:graphicData uri="http://schemas.openxmlformats.org/drawingml/2006/picture">
+                <pic:pic xmlns:pic="http://schemas.openxmlformats.org/drawingml/2006/picture">
+                  <pic:nvPicPr>
+                    <pic:cNvPr id="51" name="Picture 51"/>
+                    <pic:cNvPicPr/>
+                  </pic:nvPicPr>
+                  <pic:blipFill>
+                    <a:blip r:embed="rId13" cstate="print">
+                      <a:extLst>
+                        <a:ext uri="{28A0092B-C50C-407E-A947-70E740481C1C}">
+                          <a14:useLocalDpi xmlns:a14="http://schemas.microsoft.com/office/drawing/2010/main" val="0"/>
+                        </a:ext>
+                      </a:extLst>
+                    </a:blip>
+                    <a:stretch>
+                      <a:fillRect/>
+                    </a:stretch>
+                  </pic:blipFill>
+                  <pic:spPr>
+                    <a:xfrm>
+                      <a:off x="0" y="0"/>
+                      <a:ext cx="4333875" cy="8863330"/>
+                    </a:xfrm>
+                    <a:prstGeom prst="rect">
+                      <a:avLst/>
+                    </a:prstGeom>
+                  </pic:spPr>
+                </pic:pic>
+              </a:graphicData>
+            </a:graphic>
+          </wp:inline>
+        </w:drawing>
+      </w:r>
+    </w:p>
+    <w:p>
+      <w:pPr>
+        <w:pStyle w:val="Body"/>
+      </w:pPr>
+      <w:r>
+        <w:lastRenderedPageBreak/>
+        <w:t>6. Publishing &amp; Promotion</w:t>
+      </w:r>
+    </w:p>
+    <w:p>
+      <w:pPr>
+        <w:pStyle w:val="Body"/>
+      </w:pPr>
+      <w:r>
+        <w:t>I used Git-hub to host and deploy my website. I uploaded all my files on the “main” branch I created in my git-hub repository. The tool I used to upload these files to the branch was Visual Studio Code</w:t>
+      </w:r>
+      <w:r>
+        <w:t>. I used it along with commands that would update, commit, push and pull files to the branch from whatever device I was working on.</w:t>
+      </w:r>
+    </w:p>
+    <w:p>
+      <w:pPr>
+        <w:pStyle w:val="Body"/>
+      </w:pPr>
+      <w:r>
+        <w:t>Link address to main branch:</w:t>
+      </w:r>
+    </w:p>
+    <w:p>
+      <w:pPr>
+        <w:pStyle w:val="Body"/>
+      </w:pPr>
+      <w:hyperlink r:id="rId14" w:history="1">
+        <w:r>
+          <w:rPr>
+            <w:rStyle w:val="Hyperlink"/>
+          </w:rPr>
+          <w:t>https://github.com/craigshonhiwa45-ship-it/WMD-Assignment</w:t>
+        </w:r>
+      </w:hyperlink>
+    </w:p>
+    <w:p>
+      <w:pPr>
+        <w:pStyle w:val="Body"/>
+      </w:pPr>
+    </w:p>
+    <w:p>
+      <w:pPr>
+        <w:pStyle w:val="Body"/>
+      </w:pPr>
+      <w:r>
+        <w:t>Link address to website:</w:t>
+      </w:r>
+    </w:p>
+    <w:p>
+      <w:pPr>
+        <w:pStyle w:val="Body"/>
+      </w:pPr>
+      <w:hyperlink r:id="rId15" w:history="1">
+        <w:r>
+          <w:rPr>
+            <w:rStyle w:val="Hyperlink"/>
+          </w:rPr>
+          <w:t>https://craigshonhiwa45-ship-it.github.io/WMD-Assignment/</w:t>
+        </w:r>
+      </w:hyperlink>
+    </w:p>
+    <w:p>
+      <w:pPr>
+        <w:pStyle w:val="Body"/>
+      </w:pPr>
+    </w:p>
+    <w:p>
+      <w:pPr>
+        <w:pStyle w:val="Body"/>
+      </w:pPr>
+    </w:p>
+    <w:p>
+      <w:pPr>
+        <w:pStyle w:val="Body"/>
+      </w:pPr>
+    </w:p>
+    <w:p>
+      <w:pPr>
+        <w:pStyle w:val="Body"/>
+      </w:pPr>
+    </w:p>
+    <w:p>
+      <w:pPr>
+        <w:pStyle w:val="Body"/>
+      </w:pPr>
+    </w:p>
+    <w:p>
+      <w:pPr>
+        <w:pStyle w:val="Body"/>
+      </w:pPr>
+    </w:p>
+    <w:p>
+      <w:pPr>
+        <w:pStyle w:val="Body"/>
+      </w:pPr>
+    </w:p>
+    <w:p>
+      <w:pPr>
+        <w:pStyle w:val="Body"/>
+      </w:pPr>
+    </w:p>
+    <w:p>
+      <w:pPr>
+        <w:pStyle w:val="Body"/>
+      </w:pPr>
+    </w:p>
+    <w:p>
+      <w:pPr>
+        <w:pStyle w:val="Body"/>
+      </w:pPr>
+    </w:p>
+    <w:p>
+      <w:pPr>
+        <w:pStyle w:val="Body"/>
+      </w:pPr>
+    </w:p>
+    <w:p>
+      <w:pPr>
+        <w:pStyle w:val="Body"/>
+      </w:pPr>
+    </w:p>
+    <w:p>
+      <w:pPr>
+        <w:pStyle w:val="Body"/>
+      </w:pPr>
+    </w:p>
+    <w:p>
+      <w:pPr>
+        <w:pStyle w:val="Body"/>
+      </w:pPr>
+    </w:p>
+    <w:p>
+      <w:pPr>
+        <w:pStyle w:val="Body"/>
+      </w:pPr>
+    </w:p>
+    <w:p>
+      <w:pPr>
+        <w:pStyle w:val="Body"/>
+      </w:pPr>
+    </w:p>
+    <w:p>
+      <w:pPr>
+        <w:pStyle w:val="Body"/>
+      </w:pPr>
+    </w:p>
+    <w:p>
+      <w:pPr>
+        <w:pStyle w:val="Body"/>
+      </w:pPr>
+    </w:p>
+    <w:p>
+      <w:pPr>
+        <w:pStyle w:val="Body"/>
+      </w:pPr>
+    </w:p>
+    <w:p>
+      <w:pPr>
+        <w:pStyle w:val="Body"/>
+      </w:pPr>
+    </w:p>
+    <w:p>
+      <w:pPr>
+        <w:pStyle w:val="Heading1"/>
+      </w:pPr>
+      <w:r>
+        <w:lastRenderedPageBreak/>
+        <w:t>PART B</w:t>
+      </w:r>
+    </w:p>
+    <w:p>
+      <w:pPr>
+        <w:pStyle w:val="Heading2"/>
+        <w:rPr>
+          <w:sz w:val="32"/>
+          <w:szCs w:val="32"/>
+        </w:rPr>
+      </w:pPr>
+      <w:r>
+        <w:rPr>
+          <w:sz w:val="32"/>
+          <w:szCs w:val="32"/>
+        </w:rPr>
+        <w:t>Structural Layer–– HTML 5</w:t>
+      </w:r>
+    </w:p>
+    <w:p>
+      <w:pPr>
+        <w:pStyle w:val="Body"/>
+        <w:rPr>
+          <w:lang w:eastAsia="en-BW"/>
+        </w:rPr>
+      </w:pPr>
+      <w:r>
+        <w:t xml:space="preserve">The structural layout of my HTML 5 code uses semantic elements like </w:t>
+      </w:r>
+      <w:r>
+        <w:t>&lt;header&gt;, &lt;nav&gt;, &lt;section&gt;, &lt;main&gt;,</w:t>
+      </w:r>
+      <w:r>
+        <w:t xml:space="preserve"> and </w:t>
+      </w:r>
+      <w:r>
+        <w:t>&lt;footer&gt;</w:t>
+      </w:r>
+      <w:r>
+        <w:t>. This organizes the content into meaningful regions which improves readability, accessibility, and maintainability of the website while ensuring a consistent layout across all pages.</w:t>
+      </w:r>
+      <w:r>
+        <w:t xml:space="preserve"> </w:t>
+      </w:r>
+      <w:r>
+        <w:rPr>
+          <w:lang w:eastAsia="en-BW"/>
+        </w:rPr>
+        <w:t>T</w:t>
+      </w:r>
+      <w:r>
+        <w:rPr>
+          <w:lang w:eastAsia="en-BW"/>
+        </w:rPr>
+        <w:t xml:space="preserve">he structure </w:t>
+      </w:r>
+      <w:r>
+        <w:rPr>
+          <w:lang w:eastAsia="en-BW"/>
+        </w:rPr>
+        <w:t xml:space="preserve">of my code </w:t>
+      </w:r>
+      <w:r>
+        <w:rPr>
+          <w:lang w:eastAsia="en-BW"/>
+        </w:rPr>
+        <w:t xml:space="preserve">begins with the </w:t>
+      </w:r>
+      <w:r>
+        <w:rPr>
+          <w:lang w:eastAsia="en-BW"/>
+        </w:rPr>
+        <w:t>&lt;header&gt;</w:t>
+      </w:r>
+      <w:r>
+        <w:rPr>
+          <w:lang w:eastAsia="en-BW"/>
+        </w:rPr>
+        <w:t xml:space="preserve"> element which is used across all pages</w:t>
+      </w:r>
+      <w:r>
+        <w:rPr>
+          <w:lang w:eastAsia="en-BW"/>
+        </w:rPr>
+        <w:t xml:space="preserve"> which are; index.html, about.html, services.html, bookings.html and contact.html.</w:t>
+      </w:r>
+    </w:p>
+    <w:p>
+      <w:pPr>
+        <w:pStyle w:val="Body"/>
+        <w:rPr>
+          <w:lang w:eastAsia="en-BW"/>
+        </w:rPr>
+      </w:pPr>
+    </w:p>
+    <w:p>
+      <w:pPr>
+        <w:pStyle w:val="Body"/>
+        <w:rPr>
+          <w:lang w:eastAsia="en-BW"/>
+        </w:rPr>
+      </w:pPr>
+      <w:r>
+        <w:rPr>
+          <w:lang w:eastAsia="en-BW"/>
+        </w:rPr>
+        <w:t xml:space="preserve"> </w:t>
+      </w:r>
+      <w:r>
+        <w:rPr>
+          <w:lang w:eastAsia="en-BW"/>
+        </w:rPr>
+        <w:t>Th</w:t>
+      </w:r>
+      <w:r>
+        <w:rPr>
+          <w:lang w:eastAsia="en-BW"/>
+        </w:rPr>
+        <w:t>e</w:t>
+      </w:r>
+      <w:r>
+        <w:rPr>
+          <w:lang w:eastAsia="en-BW"/>
+        </w:rPr>
+        <w:t xml:space="preserve"> header contains the navigation bar</w:t>
+      </w:r>
+      <w:r>
+        <w:rPr>
+          <w:lang w:eastAsia="en-BW"/>
+        </w:rPr>
+        <w:t xml:space="preserve"> which</w:t>
+      </w:r>
+      <w:r>
+        <w:rPr>
+          <w:lang w:eastAsia="en-BW"/>
+        </w:rPr>
+        <w:t xml:space="preserve"> allow</w:t>
+      </w:r>
+      <w:r>
+        <w:rPr>
+          <w:lang w:eastAsia="en-BW"/>
+        </w:rPr>
+        <w:t>s</w:t>
+      </w:r>
+      <w:r>
+        <w:rPr>
+          <w:lang w:eastAsia="en-BW"/>
+        </w:rPr>
+        <w:t xml:space="preserve"> users to move between pages like </w:t>
+      </w:r>
+      <w:r>
+        <w:rPr>
+          <w:lang w:eastAsia="en-BW"/>
+        </w:rPr>
+        <w:t xml:space="preserve">the </w:t>
+      </w:r>
+      <w:r>
+        <w:rPr>
+          <w:lang w:eastAsia="en-BW"/>
+        </w:rPr>
+        <w:t>Home, Services, About, Contact, and Booking</w:t>
+      </w:r>
+      <w:r>
+        <w:rPr>
+          <w:lang w:eastAsia="en-BW"/>
+        </w:rPr>
+        <w:t xml:space="preserve"> pages</w:t>
+      </w:r>
+      <w:r>
+        <w:rPr>
+          <w:lang w:eastAsia="en-BW"/>
+        </w:rPr>
+        <w:t xml:space="preserve">. This </w:t>
+      </w:r>
+      <w:r>
+        <w:rPr>
+          <w:lang w:eastAsia="en-BW"/>
+        </w:rPr>
+        <w:t>means there is</w:t>
+      </w:r>
+      <w:r>
+        <w:rPr>
+          <w:lang w:eastAsia="en-BW"/>
+        </w:rPr>
+        <w:t xml:space="preserve"> a consistent structural layout across the entire website. </w:t>
+      </w:r>
+    </w:p>
+    <w:p>
+      <w:pPr>
+        <w:pStyle w:val="Body"/>
+      </w:pPr>
+      <w:r>
+        <w:rPr>
+          <w:noProof/>
+        </w:rPr>
+        <w:drawing>
+          <wp:inline distT="0" distB="0" distL="0" distR="0" wp14:anchorId="4755FE1C" wp14:editId="0BB031E4">
+            <wp:extent cx="6382946" cy="2159000"/>
+            <wp:effectExtent l="0" t="0" r="0" b="0"/>
+            <wp:docPr id="15" name="Picture 15"/>
+            <wp:cNvGraphicFramePr>
+              <a:graphicFrameLocks xmlns:a="http://schemas.openxmlformats.org/drawingml/2006/main" noChangeAspect="1"/>
+            </wp:cNvGraphicFramePr>
+            <a:graphic xmlns:a="http://schemas.openxmlformats.org/drawingml/2006/main">
+              <a:graphicData uri="http://schemas.openxmlformats.org/drawingml/2006/picture">
+                <pic:pic xmlns:pic="http://schemas.openxmlformats.org/drawingml/2006/picture">
+                  <pic:nvPicPr>
+                    <pic:cNvPr id="1" name=""/>
+                    <pic:cNvPicPr/>
+                  </pic:nvPicPr>
+                  <pic:blipFill>
+                    <a:blip r:embed="rId16"/>
+                    <a:stretch>
+                      <a:fillRect/>
+                    </a:stretch>
+                  </pic:blipFill>
+                  <pic:spPr>
+                    <a:xfrm>
+                      <a:off x="0" y="0"/>
+                      <a:ext cx="6394779" cy="2163002"/>
+                    </a:xfrm>
+                    <a:prstGeom prst="rect">
+                      <a:avLst/>
+                    </a:prstGeom>
+                  </pic:spPr>
+                </pic:pic>
+              </a:graphicData>
+            </a:graphic>
+          </wp:inline>
+        </w:drawing>
+      </w:r>
+    </w:p>
+    <w:p>
+      <w:pPr>
+        <w:pStyle w:val="Body"/>
+        <w:rPr>
+          <w:lang w:eastAsia="en-BW"/>
+        </w:rPr>
+      </w:pPr>
+      <w:r>
+        <w:rPr>
+          <w:lang w:eastAsia="en-BW"/>
+        </w:rPr>
+        <w:t xml:space="preserve">Below the header, </w:t>
+      </w:r>
+      <w:r>
+        <w:rPr>
+          <w:lang w:eastAsia="en-BW"/>
+        </w:rPr>
+        <w:t>the</w:t>
+      </w:r>
+      <w:r>
+        <w:rPr>
+          <w:lang w:eastAsia="en-BW"/>
+        </w:rPr>
+        <w:t xml:space="preserve"> pages are divided into different </w:t>
+      </w:r>
+      <w:r>
+        <w:rPr>
+          <w:lang w:eastAsia="en-BW"/>
+        </w:rPr>
+        <w:t xml:space="preserve">&lt;section&gt; </w:t>
+      </w:r>
+      <w:r>
+        <w:rPr>
+          <w:lang w:eastAsia="en-BW"/>
+        </w:rPr>
+        <w:t>elements. These sections represent distinct parts of the webpage. For example:</w:t>
+      </w:r>
+    </w:p>
+    <w:p>
+      <w:pPr>
+        <w:pStyle w:val="Body"/>
+        <w:rPr>
+          <w:lang w:eastAsia="en-BW"/>
+        </w:rPr>
+      </w:pPr>
+      <w:r>
+        <w:rPr>
+          <w:lang w:eastAsia="en-BW"/>
+        </w:rPr>
+        <w:t xml:space="preserve">On the homepage, </w:t>
+      </w:r>
+      <w:r>
+        <w:t>&lt;section class="</w:t>
+      </w:r>
+      <w:proofErr w:type="spellStart"/>
+      <w:r>
+        <w:t>sectionFirst</w:t>
+      </w:r>
+      <w:proofErr w:type="spellEnd"/>
+      <w:r>
+        <w:t>"&gt;</w:t>
+      </w:r>
+      <w:r>
+        <w:rPr>
+          <w:lang w:eastAsia="en-BW"/>
+        </w:rPr>
+        <w:t xml:space="preserve"> contains the main introduction and key information about WM </w:t>
+      </w:r>
+      <w:proofErr w:type="spellStart"/>
+      <w:r>
+        <w:rPr>
+          <w:lang w:eastAsia="en-BW"/>
+        </w:rPr>
+        <w:t>Nailbar</w:t>
+      </w:r>
+      <w:proofErr w:type="spellEnd"/>
+      <w:r>
+        <w:rPr>
+          <w:lang w:eastAsia="en-BW"/>
+        </w:rPr>
+        <w:t xml:space="preserve">. </w:t>
+      </w:r>
+    </w:p>
+    <w:p>
+      <w:pPr>
+        <w:pStyle w:val="Body"/>
+        <w:rPr>
+          <w:lang w:eastAsia="en-BW"/>
+        </w:rPr>
+      </w:pPr>
+      <w:r>
+        <w:rPr>
+          <w:noProof/>
+          <w:lang w:eastAsia="en-BW"/>
+        </w:rPr>
+        <w:lastRenderedPageBreak/>
+        <w:drawing>
+          <wp:inline distT="0" distB="0" distL="0" distR="0" wp14:anchorId="5BE3169A" wp14:editId="765D0B8B">
+            <wp:extent cx="6583590" cy="2870200"/>
+            <wp:effectExtent l="0" t="0" r="8255" b="6350"/>
+            <wp:docPr id="10" name="Picture 10"/>
+            <wp:cNvGraphicFramePr>
+              <a:graphicFrameLocks xmlns:a="http://schemas.openxmlformats.org/drawingml/2006/main" noChangeAspect="1"/>
+            </wp:cNvGraphicFramePr>
+            <a:graphic xmlns:a="http://schemas.openxmlformats.org/drawingml/2006/main">
+              <a:graphicData uri="http://schemas.openxmlformats.org/drawingml/2006/picture">
+                <pic:pic xmlns:pic="http://schemas.openxmlformats.org/drawingml/2006/picture">
+                  <pic:nvPicPr>
+                    <pic:cNvPr id="1" name=""/>
+                    <pic:cNvPicPr/>
+                  </pic:nvPicPr>
+                  <pic:blipFill>
+                    <a:blip r:embed="rId17"/>
+                    <a:stretch>
+                      <a:fillRect/>
+                    </a:stretch>
+                  </pic:blipFill>
+                  <pic:spPr>
+                    <a:xfrm>
+                      <a:off x="0" y="0"/>
+                      <a:ext cx="6594014" cy="2874744"/>
+                    </a:xfrm>
+                    <a:prstGeom prst="rect">
+                      <a:avLst/>
+                    </a:prstGeom>
+                  </pic:spPr>
+                </pic:pic>
+              </a:graphicData>
+            </a:graphic>
+          </wp:inline>
+        </w:drawing>
+      </w:r>
+    </w:p>
+    <w:p>
+      <w:pPr>
+        <w:pStyle w:val="Body"/>
+        <w:rPr>
+          <w:lang w:eastAsia="en-BW"/>
+        </w:rPr>
+      </w:pPr>
+      <w:r>
+        <w:rPr>
+          <w:lang w:eastAsia="en-BW"/>
+        </w:rPr>
+        <w:t xml:space="preserve">On the services page, multiple sections such as </w:t>
+      </w:r>
+      <w:r>
+        <w:t>&lt;section class="</w:t>
+      </w:r>
+      <w:proofErr w:type="spellStart"/>
+      <w:r>
+        <w:t>sectionSecond</w:t>
+      </w:r>
+      <w:proofErr w:type="spellEnd"/>
+      <w:r>
+        <w:t>"&gt;</w:t>
+      </w:r>
+      <w:r>
+        <w:rPr>
+          <w:lang w:eastAsia="en-BW"/>
+        </w:rPr>
+        <w:t xml:space="preserve"> and </w:t>
+      </w:r>
+      <w:r>
+        <w:t>&lt;section class="</w:t>
+      </w:r>
+      <w:proofErr w:type="spellStart"/>
+      <w:r>
+        <w:t>sectionThird</w:t>
+      </w:r>
+      <w:proofErr w:type="spellEnd"/>
+      <w:r>
+        <w:t xml:space="preserve">"&gt; </w:t>
+      </w:r>
+      <w:proofErr w:type="spellStart"/>
+      <w:r>
+        <w:rPr>
+          <w:lang w:eastAsia="en-BW"/>
+        </w:rPr>
+        <w:t>organise</w:t>
+      </w:r>
+      <w:proofErr w:type="spellEnd"/>
+      <w:r>
+        <w:rPr>
+          <w:lang w:eastAsia="en-BW"/>
+        </w:rPr>
+        <w:t xml:space="preserve"> content into service descriptions and images. </w:t>
+      </w:r>
+    </w:p>
+    <w:p>
+      <w:pPr>
+        <w:pStyle w:val="Body"/>
+        <w:rPr>
+          <w:lang w:eastAsia="en-BW"/>
+        </w:rPr>
+      </w:pPr>
+    </w:p>
+    <w:p>
+      <w:pPr>
+        <w:pStyle w:val="Body"/>
+        <w:rPr>
+          <w:lang w:eastAsia="en-BW"/>
+        </w:rPr>
+      </w:pPr>
+      <w:r>
+        <w:rPr>
+          <w:noProof/>
+          <w:lang w:eastAsia="en-BW"/>
+        </w:rPr>
+        <w:drawing>
+          <wp:inline distT="0" distB="0" distL="0" distR="0" wp14:anchorId="5CB2AE97" wp14:editId="7742459A">
+            <wp:extent cx="6773333" cy="3376911"/>
+            <wp:effectExtent l="0" t="0" r="0" b="0"/>
+            <wp:docPr id="11" name="Picture 11"/>
+            <wp:cNvGraphicFramePr>
+              <a:graphicFrameLocks xmlns:a="http://schemas.openxmlformats.org/drawingml/2006/main" noChangeAspect="1"/>
+            </wp:cNvGraphicFramePr>
+            <a:graphic xmlns:a="http://schemas.openxmlformats.org/drawingml/2006/main">
+              <a:graphicData uri="http://schemas.openxmlformats.org/drawingml/2006/picture">
+                <pic:pic xmlns:pic="http://schemas.openxmlformats.org/drawingml/2006/picture">
+                  <pic:nvPicPr>
+                    <pic:cNvPr id="1" name=""/>
+                    <pic:cNvPicPr/>
+                  </pic:nvPicPr>
+                  <pic:blipFill>
+                    <a:blip r:embed="rId18"/>
+                    <a:stretch>
+                      <a:fillRect/>
+                    </a:stretch>
+                  </pic:blipFill>
+                  <pic:spPr>
+                    <a:xfrm>
+                      <a:off x="0" y="0"/>
+                      <a:ext cx="6783695" cy="3382077"/>
+                    </a:xfrm>
+                    <a:prstGeom prst="rect">
+                      <a:avLst/>
+                    </a:prstGeom>
+                  </pic:spPr>
+                </pic:pic>
+              </a:graphicData>
+            </a:graphic>
+          </wp:inline>
+        </w:drawing>
+      </w:r>
+    </w:p>
+    <w:p>
+      <w:pPr>
+        <w:pStyle w:val="Body"/>
+        <w:rPr>
+          <w:lang w:eastAsia="en-BW"/>
+        </w:rPr>
+      </w:pPr>
+    </w:p>
+    <w:p>
+      <w:pPr>
+        <w:pStyle w:val="Body"/>
+        <w:rPr>
+          <w:lang w:eastAsia="en-BW"/>
+        </w:rPr>
+      </w:pPr>
+    </w:p>
+    <w:p>
+      <w:pPr>
+        <w:pStyle w:val="Body"/>
+        <w:rPr>
+          <w:lang w:eastAsia="en-BW"/>
+        </w:rPr>
+      </w:pPr>
+      <w:r>
+        <w:rPr>
+          <w:lang w:eastAsia="en-BW"/>
+        </w:rPr>
+        <w:t>On the about page</w:t>
+      </w:r>
+      <w:r>
+        <w:t>, &lt;section class="about-section"&gt;</w:t>
+      </w:r>
+      <w:r>
+        <w:rPr>
+          <w:lang w:eastAsia="en-BW"/>
+        </w:rPr>
+        <w:t xml:space="preserve"> and </w:t>
+      </w:r>
+      <w:r>
+        <w:t>&lt;section class="about-pic"&gt;</w:t>
+      </w:r>
+      <w:r>
+        <w:rPr>
+          <w:lang w:eastAsia="en-BW"/>
+        </w:rPr>
+        <w:t xml:space="preserve"> separate the business description from the team information. </w:t>
+      </w:r>
+    </w:p>
+    <w:p>
+      <w:pPr>
+        <w:pStyle w:val="Body"/>
+        <w:rPr>
+          <w:lang w:eastAsia="en-BW"/>
+        </w:rPr>
+      </w:pPr>
+      <w:r>
+        <w:rPr>
+          <w:noProof/>
+          <w:lang w:eastAsia="en-BW"/>
+        </w:rPr>
+        <w:lastRenderedPageBreak/>
+        <w:drawing>
+          <wp:inline distT="0" distB="0" distL="0" distR="0" wp14:anchorId="2556E15C" wp14:editId="1A32AECF">
+            <wp:extent cx="6460067" cy="3088321"/>
+            <wp:effectExtent l="0" t="0" r="0" b="0"/>
+            <wp:docPr id="12" name="Picture 12"/>
+            <wp:cNvGraphicFramePr>
+              <a:graphicFrameLocks xmlns:a="http://schemas.openxmlformats.org/drawingml/2006/main" noChangeAspect="1"/>
+            </wp:cNvGraphicFramePr>
+            <a:graphic xmlns:a="http://schemas.openxmlformats.org/drawingml/2006/main">
+              <a:graphicData uri="http://schemas.openxmlformats.org/drawingml/2006/picture">
+                <pic:pic xmlns:pic="http://schemas.openxmlformats.org/drawingml/2006/picture">
+                  <pic:nvPicPr>
+                    <pic:cNvPr id="1" name=""/>
+                    <pic:cNvPicPr/>
+                  </pic:nvPicPr>
+                  <pic:blipFill>
+                    <a:blip r:embed="rId19"/>
+                    <a:stretch>
+                      <a:fillRect/>
+                    </a:stretch>
+                  </pic:blipFill>
+                  <pic:spPr>
+                    <a:xfrm>
+                      <a:off x="0" y="0"/>
+                      <a:ext cx="6475205" cy="3095558"/>
+                    </a:xfrm>
+                    <a:prstGeom prst="rect">
+                      <a:avLst/>
+                    </a:prstGeom>
+                  </pic:spPr>
+                </pic:pic>
+              </a:graphicData>
+            </a:graphic>
+          </wp:inline>
+        </w:drawing>
+      </w:r>
+    </w:p>
+    <w:p>
+      <w:pPr>
+        <w:pStyle w:val="Body"/>
+        <w:rPr>
+          <w:lang w:eastAsia="en-BW"/>
+        </w:rPr>
+      </w:pPr>
+    </w:p>
+    <w:p>
+      <w:pPr>
+        <w:pStyle w:val="Body"/>
+        <w:rPr>
+          <w:lang w:eastAsia="en-BW"/>
+        </w:rPr>
+      </w:pPr>
+      <w:r>
+        <w:rPr>
+          <w:lang w:eastAsia="en-BW"/>
+        </w:rPr>
+        <w:t xml:space="preserve">The </w:t>
+      </w:r>
+      <w:r>
+        <w:t>&lt;main&gt;</w:t>
+      </w:r>
+      <w:r>
+        <w:rPr>
+          <w:lang w:eastAsia="en-BW"/>
+        </w:rPr>
+        <w:t xml:space="preserve"> element is also used </w:t>
+      </w:r>
+      <w:r>
+        <w:rPr>
+          <w:lang w:eastAsia="en-BW"/>
+        </w:rPr>
+        <w:t>in the About page</w:t>
+      </w:r>
+      <w:r>
+        <w:rPr>
+          <w:lang w:eastAsia="en-BW"/>
+        </w:rPr>
+        <w:t xml:space="preserve"> to highlight the primary content of the page</w:t>
+      </w:r>
+      <w:r>
+        <w:rPr>
+          <w:lang w:eastAsia="en-BW"/>
+        </w:rPr>
+        <w:t>. This</w:t>
+      </w:r>
+      <w:r>
+        <w:rPr>
+          <w:lang w:eastAsia="en-BW"/>
+        </w:rPr>
+        <w:t xml:space="preserve"> improves accessibility and clearly defines the core information. </w:t>
+      </w:r>
+    </w:p>
+    <w:p>
+      <w:pPr>
+        <w:pStyle w:val="Body"/>
+        <w:rPr>
+          <w:lang w:eastAsia="en-BW"/>
+        </w:rPr>
+      </w:pPr>
+      <w:r>
+        <w:rPr>
+          <w:noProof/>
+          <w:lang w:eastAsia="en-BW"/>
+        </w:rPr>
+        <w:drawing>
+          <wp:inline distT="0" distB="0" distL="0" distR="0" wp14:anchorId="797023FD" wp14:editId="6A7B1D7F">
+            <wp:extent cx="6545628" cy="677334"/>
+            <wp:effectExtent l="0" t="0" r="0" b="8890"/>
+            <wp:docPr id="13" name="Picture 13"/>
+            <wp:cNvGraphicFramePr>
+              <a:graphicFrameLocks xmlns:a="http://schemas.openxmlformats.org/drawingml/2006/main" noChangeAspect="1"/>
+            </wp:cNvGraphicFramePr>
+            <a:graphic xmlns:a="http://schemas.openxmlformats.org/drawingml/2006/main">
+              <a:graphicData uri="http://schemas.openxmlformats.org/drawingml/2006/picture">
+                <pic:pic xmlns:pic="http://schemas.openxmlformats.org/drawingml/2006/picture">
+                  <pic:nvPicPr>
+                    <pic:cNvPr id="1" name=""/>
+                    <pic:cNvPicPr/>
+                  </pic:nvPicPr>
+                  <pic:blipFill>
+                    <a:blip r:embed="rId20"/>
+                    <a:stretch>
+                      <a:fillRect/>
+                    </a:stretch>
+                  </pic:blipFill>
+                  <pic:spPr>
+                    <a:xfrm>
+                      <a:off x="0" y="0"/>
+                      <a:ext cx="6633082" cy="686384"/>
+                    </a:xfrm>
+                    <a:prstGeom prst="rect">
+                      <a:avLst/>
+                    </a:prstGeom>
+                  </pic:spPr>
+                </pic:pic>
+              </a:graphicData>
+            </a:graphic>
+          </wp:inline>
+        </w:drawing>
+      </w:r>
+    </w:p>
+    <w:p>
+      <w:pPr>
+        <w:pStyle w:val="Body"/>
+        <w:rPr>
+          <w:lang w:eastAsia="en-BW"/>
+        </w:rPr>
+      </w:pPr>
+    </w:p>
+    <w:p>
+      <w:pPr>
+        <w:pStyle w:val="Body"/>
+        <w:rPr>
+          <w:lang w:eastAsia="en-BW"/>
+        </w:rPr>
+      </w:pPr>
+      <w:r>
+        <w:rPr>
+          <w:lang w:eastAsia="en-BW"/>
+        </w:rPr>
+        <w:t>E</w:t>
+      </w:r>
+      <w:r>
+        <w:rPr>
+          <w:lang w:eastAsia="en-BW"/>
+        </w:rPr>
+        <w:t xml:space="preserve">ach page ends with a </w:t>
+      </w:r>
+      <w:r>
+        <w:t>&lt;footer&gt;</w:t>
+      </w:r>
+      <w:r>
+        <w:rPr>
+          <w:lang w:eastAsia="en-BW"/>
+        </w:rPr>
+        <w:t xml:space="preserve"> element, which contains copyright information. This ensures that all </w:t>
+      </w:r>
+      <w:r>
+        <w:rPr>
+          <w:lang w:eastAsia="en-BW"/>
+        </w:rPr>
+        <w:t xml:space="preserve">the </w:t>
+      </w:r>
+      <w:r>
+        <w:rPr>
+          <w:lang w:eastAsia="en-BW"/>
+        </w:rPr>
+        <w:t xml:space="preserve">pages have a clear ending section and consistent structure. </w:t>
+      </w:r>
+    </w:p>
+    <w:p>
+      <w:pPr>
+        <w:pStyle w:val="Body"/>
+        <w:rPr>
+          <w:lang w:eastAsia="en-BW"/>
+        </w:rPr>
+      </w:pPr>
+      <w:r>
+        <w:rPr>
+          <w:noProof/>
+          <w:lang w:eastAsia="en-BW"/>
+        </w:rPr>
+        <w:drawing>
+          <wp:inline distT="0" distB="0" distL="0" distR="0" wp14:anchorId="0F22B649" wp14:editId="319EA91A">
+            <wp:extent cx="6431939" cy="999067"/>
+            <wp:effectExtent l="0" t="0" r="6985" b="0"/>
+            <wp:docPr id="14" name="Picture 14"/>
+            <wp:cNvGraphicFramePr>
+              <a:graphicFrameLocks xmlns:a="http://schemas.openxmlformats.org/drawingml/2006/main" noChangeAspect="1"/>
+            </wp:cNvGraphicFramePr>
+            <a:graphic xmlns:a="http://schemas.openxmlformats.org/drawingml/2006/main">
+              <a:graphicData uri="http://schemas.openxmlformats.org/drawingml/2006/picture">
+                <pic:pic xmlns:pic="http://schemas.openxmlformats.org/drawingml/2006/picture">
+                  <pic:nvPicPr>
+                    <pic:cNvPr id="1" name=""/>
+                    <pic:cNvPicPr/>
+                  </pic:nvPicPr>
+                  <pic:blipFill>
+                    <a:blip r:embed="rId21"/>
+                    <a:stretch>
+                      <a:fillRect/>
+                    </a:stretch>
+                  </pic:blipFill>
+                  <pic:spPr>
+                    <a:xfrm>
+                      <a:off x="0" y="0"/>
+                      <a:ext cx="6456177" cy="1002832"/>
+                    </a:xfrm>
+                    <a:prstGeom prst="rect">
+                      <a:avLst/>
+                    </a:prstGeom>
+                  </pic:spPr>
+                </pic:pic>
+              </a:graphicData>
+            </a:graphic>
+          </wp:inline>
+        </w:drawing>
+      </w:r>
+    </w:p>
+    <w:p>
+      <w:pPr>
+        <w:rPr>
+          <w:lang w:val="en-US"/>
+        </w:rPr>
+      </w:pPr>
+    </w:p>
+    <w:p>
+      <w:pPr>
+        <w:pStyle w:val="Body"/>
+      </w:pPr>
+    </w:p>
+    <w:p>
+      <w:pPr>
+        <w:pStyle w:val="Body"/>
+        <w:jc w:val="center"/>
+      </w:pPr>
+    </w:p>
+    <w:p>
+      <w:pPr>
+        <w:pStyle w:val="Heading2"/>
+      </w:pPr>
+      <w:r>
+        <w:t>PRESENTATION LAYER</w:t>
+      </w:r>
+    </w:p>
+    <w:p>
+      <w:pPr>
+        <w:pStyle w:val="Body"/>
+      </w:pPr>
+      <w:r>
+        <w:t>CSS3 was used to control the appearance, layout, and responsiveness of the website.</w:t>
+      </w:r>
+    </w:p>
+    <w:p>
+      <w:pPr>
+        <w:pStyle w:val="Body"/>
+      </w:pPr>
+      <w:r>
+        <w:t>I made use of different CSS selectors throughout the code;</w:t>
+      </w:r>
+    </w:p>
+    <w:p>
+      <w:pPr>
+        <w:pStyle w:val="Body"/>
+      </w:pPr>
+    </w:p>
+    <w:p>
+      <w:pPr>
+        <w:pStyle w:val="Body"/>
+        <w:rPr>
+          <w:rStyle w:val="Strong"/>
+        </w:rPr>
+      </w:pPr>
+      <w:r>
+        <w:rPr>
+          <w:rStyle w:val="Strong"/>
+        </w:rPr>
+        <w:lastRenderedPageBreak/>
+        <w:t>Universal Selector</w:t>
+      </w:r>
+      <w:r>
+        <w:rPr>
+          <w:rStyle w:val="Strong"/>
+        </w:rPr>
+        <w:t>:</w:t>
+      </w:r>
+    </w:p>
+    <w:p>
+      <w:pPr>
+        <w:pStyle w:val="Body"/>
+        <w:rPr>
+          <w:b/>
+          <w:bCs/>
+        </w:rPr>
+      </w:pPr>
+      <w:r>
+        <w:rPr>
+          <w:b/>
+          <w:bCs/>
+          <w:noProof/>
+        </w:rPr>
+        <w:drawing>
+          <wp:inline distT="0" distB="0" distL="0" distR="0" wp14:anchorId="138E788E" wp14:editId="5BB38952">
+            <wp:extent cx="5106113" cy="1657581"/>
+            <wp:effectExtent l="0" t="0" r="0" b="0"/>
+            <wp:docPr id="16" name="Picture 16"/>
+            <wp:cNvGraphicFramePr>
+              <a:graphicFrameLocks xmlns:a="http://schemas.openxmlformats.org/drawingml/2006/main" noChangeAspect="1"/>
+            </wp:cNvGraphicFramePr>
+            <a:graphic xmlns:a="http://schemas.openxmlformats.org/drawingml/2006/main">
+              <a:graphicData uri="http://schemas.openxmlformats.org/drawingml/2006/picture">
+                <pic:pic xmlns:pic="http://schemas.openxmlformats.org/drawingml/2006/picture">
+                  <pic:nvPicPr>
+                    <pic:cNvPr id="1" name=""/>
+                    <pic:cNvPicPr/>
+                  </pic:nvPicPr>
+                  <pic:blipFill>
+                    <a:blip r:embed="rId22"/>
+                    <a:stretch>
+                      <a:fillRect/>
+                    </a:stretch>
+                  </pic:blipFill>
+                  <pic:spPr>
+                    <a:xfrm>
+                      <a:off x="0" y="0"/>
+                      <a:ext cx="5106113" cy="1657581"/>
+                    </a:xfrm>
+                    <a:prstGeom prst="rect">
+                      <a:avLst/>
+                    </a:prstGeom>
+                  </pic:spPr>
+                </pic:pic>
+              </a:graphicData>
+            </a:graphic>
+          </wp:inline>
+        </w:drawing>
+      </w:r>
+    </w:p>
+    <w:p>
+      <w:pPr>
+        <w:pStyle w:val="Body"/>
+      </w:pPr>
+      <w:r>
+        <w:t xml:space="preserve">Used to reset all the default margin and padding properties, and set all fonts to ‘Nunito’ or if not available, sans-serif </w:t>
+      </w:r>
+    </w:p>
+    <w:p>
+      <w:pPr>
+        <w:pStyle w:val="Body"/>
+      </w:pPr>
+    </w:p>
+    <w:p>
+      <w:pPr>
+        <w:pStyle w:val="Body"/>
+      </w:pPr>
+    </w:p>
+    <w:p>
+      <w:pPr>
+        <w:pStyle w:val="Body"/>
+      </w:pPr>
+    </w:p>
+    <w:p>
+      <w:pPr>
+        <w:pStyle w:val="Body"/>
+      </w:pPr>
+    </w:p>
+    <w:p>
+      <w:pPr>
+        <w:pStyle w:val="Body"/>
+      </w:pPr>
+    </w:p>
+    <w:p>
+      <w:pPr>
+        <w:pStyle w:val="Body"/>
+      </w:pPr>
+    </w:p>
+    <w:p>
+      <w:pPr>
+        <w:pStyle w:val="Body"/>
+      </w:pPr>
+    </w:p>
+    <w:p>
+      <w:pPr>
+        <w:pStyle w:val="Body"/>
+      </w:pPr>
+    </w:p>
+    <w:p>
+      <w:pPr>
+        <w:pStyle w:val="Body"/>
+        <w:rPr>
+          <w:b/>
+          <w:bCs/>
+        </w:rPr>
+      </w:pPr>
+      <w:r>
+        <w:rPr>
+          <w:b/>
+          <w:bCs/>
+        </w:rPr>
+        <w:t>Element selectors</w:t>
+      </w:r>
+      <w:r>
+        <w:rPr>
+          <w:b/>
+          <w:bCs/>
+        </w:rPr>
+        <w:t>:</w:t>
+      </w:r>
+    </w:p>
+    <w:p>
+      <w:pPr>
+        <w:pStyle w:val="Body"/>
+        <w:rPr>
+          <w:b/>
+          <w:bCs/>
+        </w:rPr>
+      </w:pPr>
+      <w:r>
+        <w:t>Used on elements such as body and header</w:t>
+      </w:r>
+    </w:p>
+    <w:p>
+      <w:pPr>
+        <w:pStyle w:val="Body"/>
+      </w:pPr>
+      <w:r>
+        <w:rPr>
+          <w:noProof/>
+        </w:rPr>
+        <w:drawing>
+          <wp:inline distT="0" distB="0" distL="0" distR="0" wp14:anchorId="18C73A62" wp14:editId="2C9DB742">
+            <wp:extent cx="5731510" cy="3124200"/>
+            <wp:effectExtent l="0" t="0" r="2540" b="0"/>
+            <wp:docPr id="19" name="Picture 19"/>
+            <wp:cNvGraphicFramePr>
+              <a:graphicFrameLocks xmlns:a="http://schemas.openxmlformats.org/drawingml/2006/main" noChangeAspect="1"/>
+            </wp:cNvGraphicFramePr>
+            <a:graphic xmlns:a="http://schemas.openxmlformats.org/drawingml/2006/main">
+              <a:graphicData uri="http://schemas.openxmlformats.org/drawingml/2006/picture">
+                <pic:pic xmlns:pic="http://schemas.openxmlformats.org/drawingml/2006/picture">
+                  <pic:nvPicPr>
+                    <pic:cNvPr id="1" name=""/>
+                    <pic:cNvPicPr/>
+                  </pic:nvPicPr>
+                  <pic:blipFill rotWithShape="1">
+                    <a:blip r:embed="rId23"/>
+                    <a:srcRect b="40744"/>
+                    <a:stretch/>
+                  </pic:blipFill>
+                  <pic:spPr bwMode="auto">
+                    <a:xfrm>
+                      <a:off x="0" y="0"/>
+                      <a:ext cx="5731510" cy="3124200"/>
+                    </a:xfrm>
+                    <a:prstGeom prst="rect">
+                      <a:avLst/>
+                    </a:prstGeom>
+                    <a:ln>
+                      <a:noFill/>
+                    </a:ln>
+                    <a:extLst>
+                      <a:ext uri="{53640926-AAD7-44D8-BBD7-CCE9431645EC}">
+                        <a14:shadowObscured xmlns:a14="http://schemas.microsoft.com/office/drawing/2010/main"/>
+                      </a:ext>
+                    </a:extLst>
+                  </pic:spPr>
+                </pic:pic>
+              </a:graphicData>
+            </a:graphic>
+          </wp:inline>
+        </w:drawing>
+      </w:r>
+    </w:p>
+    <w:p>
+      <w:pPr>
+        <w:pStyle w:val="Body"/>
+      </w:pPr>
+    </w:p>
+    <w:p>
+      <w:pPr>
+        <w:pStyle w:val="Body"/>
+        <w:rPr>
+          <w:b/>
+          <w:bCs/>
+        </w:rPr>
+      </w:pPr>
+      <w:r>
+        <w:rPr>
+          <w:b/>
+          <w:bCs/>
+        </w:rPr>
+        <w:t>Class Selectors</w:t>
+      </w:r>
+      <w:r>
+        <w:rPr>
+          <w:b/>
+          <w:bCs/>
+        </w:rPr>
+        <w:t>:</w:t>
+      </w:r>
+    </w:p>
+    <w:p>
+      <w:pPr>
+        <w:pStyle w:val="Body"/>
+        <w:rPr>
+          <w:b/>
+          <w:bCs/>
+        </w:rPr>
+      </w:pPr>
+      <w:r>
+        <w:t>Used to style specific parts of the website</w:t>
+      </w:r>
+    </w:p>
+    <w:p>
+      <w:pPr>
+        <w:pStyle w:val="Body"/>
+        <w:rPr>
+          <w:b/>
+          <w:bCs/>
+        </w:rPr>
+      </w:pPr>
+      <w:r>
+        <w:rPr>
+          <w:b/>
+          <w:bCs/>
+          <w:noProof/>
+        </w:rPr>
+        <w:lastRenderedPageBreak/>
+        <w:drawing>
+          <wp:inline distT="0" distB="0" distL="0" distR="0" wp14:anchorId="00BAAEEA" wp14:editId="7550B5AE">
+            <wp:extent cx="5731510" cy="2240280"/>
+            <wp:effectExtent l="0" t="0" r="2540" b="7620"/>
+            <wp:docPr id="22" name="Picture 22"/>
+            <wp:cNvGraphicFramePr>
+              <a:graphicFrameLocks xmlns:a="http://schemas.openxmlformats.org/drawingml/2006/main" noChangeAspect="1"/>
+            </wp:cNvGraphicFramePr>
+            <a:graphic xmlns:a="http://schemas.openxmlformats.org/drawingml/2006/main">
+              <a:graphicData uri="http://schemas.openxmlformats.org/drawingml/2006/picture">
+                <pic:pic xmlns:pic="http://schemas.openxmlformats.org/drawingml/2006/picture">
+                  <pic:nvPicPr>
+                    <pic:cNvPr id="1" name=""/>
+                    <pic:cNvPicPr/>
+                  </pic:nvPicPr>
+                  <pic:blipFill>
+                    <a:blip r:embed="rId24"/>
+                    <a:stretch>
+                      <a:fillRect/>
+                    </a:stretch>
+                  </pic:blipFill>
+                  <pic:spPr>
+                    <a:xfrm>
+                      <a:off x="0" y="0"/>
+                      <a:ext cx="5731510" cy="2240280"/>
+                    </a:xfrm>
+                    <a:prstGeom prst="rect">
+                      <a:avLst/>
+                    </a:prstGeom>
+                  </pic:spPr>
+                </pic:pic>
+              </a:graphicData>
+            </a:graphic>
+          </wp:inline>
+        </w:drawing>
+      </w:r>
+    </w:p>
+    <w:p>
+      <w:pPr>
+        <w:pStyle w:val="Body"/>
+      </w:pPr>
+    </w:p>
+    <w:p>
+      <w:pPr>
+        <w:pStyle w:val="Body"/>
+        <w:rPr>
+          <w:b/>
+          <w:bCs/>
+        </w:rPr>
+      </w:pPr>
+    </w:p>
+    <w:p>
+      <w:pPr>
+        <w:pStyle w:val="Body"/>
+        <w:rPr>
+          <w:b/>
+          <w:bCs/>
+        </w:rPr>
+      </w:pPr>
+    </w:p>
+    <w:p>
+      <w:pPr>
+        <w:pStyle w:val="Body"/>
+        <w:rPr>
+          <w:b/>
+          <w:bCs/>
+        </w:rPr>
+      </w:pPr>
+    </w:p>
+    <w:p>
+      <w:pPr>
+        <w:pStyle w:val="Body"/>
+        <w:rPr>
+          <w:b/>
+          <w:bCs/>
+        </w:rPr>
+      </w:pPr>
+    </w:p>
+    <w:p>
+      <w:pPr>
+        <w:pStyle w:val="Body"/>
+        <w:rPr>
+          <w:b/>
+          <w:bCs/>
+        </w:rPr>
+      </w:pPr>
+    </w:p>
+    <w:p>
+      <w:pPr>
+        <w:pStyle w:val="Body"/>
+        <w:rPr>
+          <w:b/>
+          <w:bCs/>
+        </w:rPr>
+      </w:pPr>
+    </w:p>
+    <w:p>
+      <w:pPr>
+        <w:pStyle w:val="Body"/>
+        <w:rPr>
+          <w:b/>
+          <w:bCs/>
+        </w:rPr>
+      </w:pPr>
+    </w:p>
+    <w:p>
+      <w:pPr>
+        <w:pStyle w:val="Body"/>
+        <w:rPr>
+          <w:b/>
+          <w:bCs/>
+        </w:rPr>
+      </w:pPr>
+    </w:p>
+    <w:p>
+      <w:pPr>
+        <w:pStyle w:val="Body"/>
+        <w:rPr>
+          <w:b/>
+          <w:bCs/>
+        </w:rPr>
+      </w:pPr>
+      <w:r>
+        <w:rPr>
+          <w:b/>
+          <w:bCs/>
+        </w:rPr>
+        <w:t>Descendant Selectors:</w:t>
+      </w:r>
+    </w:p>
+    <w:p>
+      <w:pPr>
+        <w:pStyle w:val="Body"/>
+        <w:rPr>
+          <w:b/>
+          <w:bCs/>
+        </w:rPr>
+      </w:pPr>
+      <w:r>
+        <w:t xml:space="preserve">This applies styling only to headings inside the </w:t>
+      </w:r>
+      <w:proofErr w:type="gramStart"/>
+      <w:r>
+        <w:t>front page</w:t>
+      </w:r>
+      <w:proofErr w:type="gramEnd"/>
+      <w:r>
+        <w:t xml:space="preserve"> section</w:t>
+      </w:r>
+    </w:p>
+    <w:p>
+      <w:pPr>
+        <w:pStyle w:val="Body"/>
+      </w:pPr>
+      <w:r>
+        <w:rPr>
+          <w:noProof/>
+        </w:rPr>
+        <w:drawing>
+          <wp:inline distT="0" distB="0" distL="0" distR="0" wp14:anchorId="6628D7CA" wp14:editId="47EB3C2B">
+            <wp:extent cx="5572903" cy="2514951"/>
+            <wp:effectExtent l="0" t="0" r="8890" b="0"/>
+            <wp:docPr id="23" name="Picture 23"/>
+            <wp:cNvGraphicFramePr>
+              <a:graphicFrameLocks xmlns:a="http://schemas.openxmlformats.org/drawingml/2006/main" noChangeAspect="1"/>
+            </wp:cNvGraphicFramePr>
+            <a:graphic xmlns:a="http://schemas.openxmlformats.org/drawingml/2006/main">
+              <a:graphicData uri="http://schemas.openxmlformats.org/drawingml/2006/picture">
+                <pic:pic xmlns:pic="http://schemas.openxmlformats.org/drawingml/2006/picture">
+                  <pic:nvPicPr>
+                    <pic:cNvPr id="1" name=""/>
+                    <pic:cNvPicPr/>
+                  </pic:nvPicPr>
+                  <pic:blipFill>
+                    <a:blip r:embed="rId25"/>
+                    <a:stretch>
+                      <a:fillRect/>
+                    </a:stretch>
+                  </pic:blipFill>
+                  <pic:spPr>
+                    <a:xfrm>
+                      <a:off x="0" y="0"/>
+                      <a:ext cx="5572903" cy="2514951"/>
+                    </a:xfrm>
+                    <a:prstGeom prst="rect">
+                      <a:avLst/>
+                    </a:prstGeom>
+                  </pic:spPr>
+                </pic:pic>
+              </a:graphicData>
+            </a:graphic>
+          </wp:inline>
+        </w:drawing>
+      </w:r>
+    </w:p>
+    <w:p>
+      <w:pPr>
+        <w:pStyle w:val="Body"/>
+      </w:pPr>
+    </w:p>
+    <w:p>
+      <w:pPr>
+        <w:pStyle w:val="Body"/>
+        <w:rPr>
+          <w:rStyle w:val="Strong"/>
+        </w:rPr>
+      </w:pPr>
+      <w:r>
+        <w:rPr>
+          <w:rStyle w:val="Strong"/>
+        </w:rPr>
+        <w:t>Layouts (CSS Grid)</w:t>
+      </w:r>
+      <w:r>
+        <w:rPr>
+          <w:rStyle w:val="Strong"/>
+        </w:rPr>
+        <w:t>:</w:t>
+      </w:r>
+    </w:p>
+    <w:p>
+      <w:pPr>
+        <w:pStyle w:val="Body"/>
+      </w:pPr>
+      <w:r>
+        <w:t>CSS Grid was used to organise content into rows and columns</w:t>
+      </w:r>
+    </w:p>
+    <w:p>
+      <w:pPr>
+        <w:pStyle w:val="Body"/>
+      </w:pPr>
+      <w:r>
+        <w:rPr>
+          <w:noProof/>
+        </w:rPr>
+        <w:lastRenderedPageBreak/>
+        <w:drawing>
+          <wp:inline distT="0" distB="0" distL="0" distR="0" wp14:anchorId="3D93BCEC" wp14:editId="7C02CEBD">
+            <wp:extent cx="5731510" cy="1500505"/>
+            <wp:effectExtent l="0" t="0" r="2540" b="4445"/>
+            <wp:docPr id="24" name="Picture 24"/>
+            <wp:cNvGraphicFramePr>
+              <a:graphicFrameLocks xmlns:a="http://schemas.openxmlformats.org/drawingml/2006/main" noChangeAspect="1"/>
+            </wp:cNvGraphicFramePr>
+            <a:graphic xmlns:a="http://schemas.openxmlformats.org/drawingml/2006/main">
+              <a:graphicData uri="http://schemas.openxmlformats.org/drawingml/2006/picture">
+                <pic:pic xmlns:pic="http://schemas.openxmlformats.org/drawingml/2006/picture">
+                  <pic:nvPicPr>
+                    <pic:cNvPr id="1" name=""/>
+                    <pic:cNvPicPr/>
+                  </pic:nvPicPr>
+                  <pic:blipFill>
+                    <a:blip r:embed="rId26"/>
+                    <a:stretch>
+                      <a:fillRect/>
+                    </a:stretch>
+                  </pic:blipFill>
+                  <pic:spPr>
+                    <a:xfrm>
+                      <a:off x="0" y="0"/>
+                      <a:ext cx="5731510" cy="1500505"/>
+                    </a:xfrm>
+                    <a:prstGeom prst="rect">
+                      <a:avLst/>
+                    </a:prstGeom>
+                  </pic:spPr>
+                </pic:pic>
+              </a:graphicData>
+            </a:graphic>
+          </wp:inline>
+        </w:drawing>
+      </w:r>
+    </w:p>
+    <w:p>
+      <w:pPr>
+        <w:pStyle w:val="Body"/>
+      </w:pPr>
+      <w:r>
+        <w:t>Creates two columns of equal width with a gap of 1rem between them</w:t>
+      </w:r>
+    </w:p>
+    <w:p>
+      <w:pPr>
+        <w:pStyle w:val="Body"/>
+        <w:rPr>
+          <w:b/>
+          <w:bCs/>
+        </w:rPr>
+      </w:pPr>
+    </w:p>
+    <w:p>
+      <w:pPr>
+        <w:pStyle w:val="Body"/>
+        <w:rPr>
+          <w:b/>
+          <w:bCs/>
+        </w:rPr>
+      </w:pPr>
+      <w:r>
+        <w:rPr>
+          <w:rStyle w:val="Strong"/>
+        </w:rPr>
+        <w:t>Media Queries</w:t>
+      </w:r>
+      <w:r>
+        <w:rPr>
+          <w:rStyle w:val="Strong"/>
+        </w:rPr>
+        <w:t>:</w:t>
+      </w:r>
+    </w:p>
+    <w:p>
+      <w:pPr>
+        <w:pStyle w:val="Body"/>
+      </w:pPr>
+      <w:r>
+        <w:t>Media queries were used to make the website responsive</w:t>
+      </w:r>
+    </w:p>
+    <w:p>
+      <w:pPr>
+        <w:pStyle w:val="Body"/>
+      </w:pPr>
+      <w:r>
+        <w:rPr>
+          <w:noProof/>
+        </w:rPr>
+        <w:drawing>
+          <wp:inline distT="0" distB="0" distL="0" distR="0" wp14:anchorId="0BC3F96E" wp14:editId="6C8D2D1E">
+            <wp:extent cx="4873170" cy="647700"/>
+            <wp:effectExtent l="0" t="0" r="3810" b="0"/>
+            <wp:docPr id="25" name="Picture 25"/>
+            <wp:cNvGraphicFramePr>
+              <a:graphicFrameLocks xmlns:a="http://schemas.openxmlformats.org/drawingml/2006/main" noChangeAspect="1"/>
+            </wp:cNvGraphicFramePr>
+            <a:graphic xmlns:a="http://schemas.openxmlformats.org/drawingml/2006/main">
+              <a:graphicData uri="http://schemas.openxmlformats.org/drawingml/2006/picture">
+                <pic:pic xmlns:pic="http://schemas.openxmlformats.org/drawingml/2006/picture">
+                  <pic:nvPicPr>
+                    <pic:cNvPr id="1" name=""/>
+                    <pic:cNvPicPr/>
+                  </pic:nvPicPr>
+                  <pic:blipFill>
+                    <a:blip r:embed="rId27"/>
+                    <a:stretch>
+                      <a:fillRect/>
+                    </a:stretch>
+                  </pic:blipFill>
+                  <pic:spPr>
+                    <a:xfrm>
+                      <a:off x="0" y="0"/>
+                      <a:ext cx="4880440" cy="648666"/>
+                    </a:xfrm>
+                    <a:prstGeom prst="rect">
+                      <a:avLst/>
+                    </a:prstGeom>
+                  </pic:spPr>
+                </pic:pic>
+              </a:graphicData>
+            </a:graphic>
+          </wp:inline>
+        </w:drawing>
+      </w:r>
+    </w:p>
+    <w:p>
+      <w:pPr>
+        <w:pStyle w:val="Body"/>
+      </w:pPr>
+      <w:r>
+        <w:t>Used to improve mobile responsiveness</w:t>
+      </w:r>
+    </w:p>
+    <w:p>
+      <w:pPr>
+        <w:pStyle w:val="Body"/>
+      </w:pPr>
+    </w:p>
+    <w:p>
+      <w:pPr>
+        <w:pStyle w:val="Body"/>
+      </w:pPr>
+    </w:p>
+    <w:p>
+      <w:pPr>
+        <w:pStyle w:val="Body"/>
+      </w:pPr>
+    </w:p>
+    <w:p>
+      <w:pPr>
+        <w:pStyle w:val="Body"/>
+      </w:pPr>
+    </w:p>
+    <w:p>
+      <w:pPr>
+        <w:pStyle w:val="Body"/>
+      </w:pPr>
+    </w:p>
+    <w:p>
+      <w:pPr>
+        <w:pStyle w:val="Body"/>
+        <w:rPr>
+          <w:b/>
+          <w:bCs/>
+        </w:rPr>
+      </w:pPr>
+      <w:r>
+        <w:rPr>
+          <w:b/>
+          <w:bCs/>
+        </w:rPr>
+        <w:t>Bootstrap</w:t>
+      </w:r>
+      <w:r>
+        <w:rPr>
+          <w:b/>
+          <w:bCs/>
+        </w:rPr>
+        <w:t>:</w:t>
+      </w:r>
+    </w:p>
+    <w:p>
+      <w:pPr>
+        <w:pStyle w:val="Body"/>
+      </w:pPr>
+      <w:r>
+        <w:t xml:space="preserve">Bootstrap version </w:t>
+      </w:r>
+      <w:r>
+        <w:rPr>
+          <w:rStyle w:val="Strong"/>
+          <w:b w:val="0"/>
+          <w:bCs w:val="0"/>
+        </w:rPr>
+        <w:t>5.3.0</w:t>
+      </w:r>
+      <w:r>
+        <w:t xml:space="preserve"> was used in this project</w:t>
+      </w:r>
+    </w:p>
+    <w:p>
+      <w:pPr>
+        <w:pStyle w:val="Body"/>
+      </w:pPr>
+      <w:r>
+        <w:rPr>
+          <w:noProof/>
+        </w:rPr>
+        <w:drawing>
+          <wp:inline distT="0" distB="0" distL="0" distR="0" wp14:anchorId="04D1C1EE" wp14:editId="1B04513E">
+            <wp:extent cx="5829300" cy="716876"/>
+            <wp:effectExtent l="0" t="0" r="0" b="7620"/>
+            <wp:docPr id="26" name="Picture 26"/>
+            <wp:cNvGraphicFramePr>
+              <a:graphicFrameLocks xmlns:a="http://schemas.openxmlformats.org/drawingml/2006/main" noChangeAspect="1"/>
+            </wp:cNvGraphicFramePr>
+            <a:graphic xmlns:a="http://schemas.openxmlformats.org/drawingml/2006/main">
+              <a:graphicData uri="http://schemas.openxmlformats.org/drawingml/2006/picture">
+                <pic:pic xmlns:pic="http://schemas.openxmlformats.org/drawingml/2006/picture">
+                  <pic:nvPicPr>
+                    <pic:cNvPr id="1" name=""/>
+                    <pic:cNvPicPr/>
+                  </pic:nvPicPr>
+                  <pic:blipFill>
+                    <a:blip r:embed="rId28"/>
+                    <a:stretch>
+                      <a:fillRect/>
+                    </a:stretch>
+                  </pic:blipFill>
+                  <pic:spPr>
+                    <a:xfrm>
+                      <a:off x="0" y="0"/>
+                      <a:ext cx="5838700" cy="718032"/>
+                    </a:xfrm>
+                    <a:prstGeom prst="rect">
+                      <a:avLst/>
+                    </a:prstGeom>
+                  </pic:spPr>
+                </pic:pic>
+              </a:graphicData>
+            </a:graphic>
+          </wp:inline>
+        </w:drawing>
+      </w:r>
+    </w:p>
+    <w:p>
+      <w:pPr>
+        <w:pStyle w:val="Body"/>
+      </w:pPr>
+    </w:p>
+    <w:p>
+      <w:pPr>
+        <w:pStyle w:val="Body"/>
+      </w:pPr>
+      <w:r>
+        <w:t>The website also uses a navbar bootstrap</w:t>
+      </w:r>
+    </w:p>
+    <w:p>
+      <w:pPr>
+        <w:pStyle w:val="Body"/>
+      </w:pPr>
+      <w:r>
+        <w:rPr>
+          <w:noProof/>
+        </w:rPr>
+        <w:drawing>
+          <wp:inline distT="0" distB="0" distL="0" distR="0" wp14:anchorId="13874D01" wp14:editId="46928268">
+            <wp:extent cx="5973686" cy="281940"/>
+            <wp:effectExtent l="0" t="0" r="8255" b="3810"/>
+            <wp:docPr id="27" name="Picture 27"/>
+            <wp:cNvGraphicFramePr>
+              <a:graphicFrameLocks xmlns:a="http://schemas.openxmlformats.org/drawingml/2006/main" noChangeAspect="1"/>
+            </wp:cNvGraphicFramePr>
+            <a:graphic xmlns:a="http://schemas.openxmlformats.org/drawingml/2006/main">
+              <a:graphicData uri="http://schemas.openxmlformats.org/drawingml/2006/picture">
+                <pic:pic xmlns:pic="http://schemas.openxmlformats.org/drawingml/2006/picture">
+                  <pic:nvPicPr>
+                    <pic:cNvPr id="1" name=""/>
+                    <pic:cNvPicPr/>
+                  </pic:nvPicPr>
+                  <pic:blipFill>
+                    <a:blip r:embed="rId29"/>
+                    <a:stretch>
+                      <a:fillRect/>
+                    </a:stretch>
+                  </pic:blipFill>
+                  <pic:spPr>
+                    <a:xfrm>
+                      <a:off x="0" y="0"/>
+                      <a:ext cx="5981659" cy="282316"/>
+                    </a:xfrm>
+                    <a:prstGeom prst="rect">
+                      <a:avLst/>
+                    </a:prstGeom>
+                  </pic:spPr>
+                </pic:pic>
+              </a:graphicData>
+            </a:graphic>
+          </wp:inline>
+        </w:drawing>
+      </w:r>
+    </w:p>
+    <w:p>
+      <w:pPr>
+        <w:pStyle w:val="Body"/>
+      </w:pPr>
+    </w:p>
+    <w:p>
+      <w:pPr>
+        <w:pStyle w:val="Body"/>
+      </w:pPr>
+      <w:r>
+        <w:rPr>
+          <w:rStyle w:val="Strong"/>
+        </w:rPr>
+        <w:t>DOM Manipulation</w:t>
+      </w:r>
+      <w:r>
+        <w:rPr>
+          <w:rStyle w:val="Strong"/>
+        </w:rPr>
+        <w:t>:</w:t>
+      </w:r>
+    </w:p>
+    <w:p>
+      <w:pPr>
+        <w:pStyle w:val="Body"/>
+      </w:pPr>
+      <w:r>
+        <w:t>Elements were accessed using:</w:t>
+      </w:r>
+    </w:p>
+    <w:p>
+      <w:pPr>
+        <w:pStyle w:val="Body"/>
+      </w:pPr>
+      <w:r>
+        <w:rPr>
+          <w:noProof/>
+        </w:rPr>
+        <w:drawing>
+          <wp:inline distT="0" distB="0" distL="0" distR="0" wp14:anchorId="1DC9C716" wp14:editId="6522EF26">
+            <wp:extent cx="5731510" cy="440690"/>
+            <wp:effectExtent l="0" t="0" r="2540" b="0"/>
+            <wp:docPr id="28" name="Picture 28"/>
+            <wp:cNvGraphicFramePr>
+              <a:graphicFrameLocks xmlns:a="http://schemas.openxmlformats.org/drawingml/2006/main" noChangeAspect="1"/>
+            </wp:cNvGraphicFramePr>
+            <a:graphic xmlns:a="http://schemas.openxmlformats.org/drawingml/2006/main">
+              <a:graphicData uri="http://schemas.openxmlformats.org/drawingml/2006/picture">
+                <pic:pic xmlns:pic="http://schemas.openxmlformats.org/drawingml/2006/picture">
+                  <pic:nvPicPr>
+                    <pic:cNvPr id="1" name=""/>
+                    <pic:cNvPicPr/>
+                  </pic:nvPicPr>
+                  <pic:blipFill>
+                    <a:blip r:embed="rId30"/>
+                    <a:stretch>
+                      <a:fillRect/>
+                    </a:stretch>
+                  </pic:blipFill>
+                  <pic:spPr>
+                    <a:xfrm>
+                      <a:off x="0" y="0"/>
+                      <a:ext cx="5731510" cy="440690"/>
+                    </a:xfrm>
+                    <a:prstGeom prst="rect">
+                      <a:avLst/>
+                    </a:prstGeom>
+                  </pic:spPr>
+                </pic:pic>
+              </a:graphicData>
+            </a:graphic>
+          </wp:inline>
+        </w:drawing>
+      </w:r>
+    </w:p>
+    <w:p>
+      <w:pPr>
+        <w:pStyle w:val="Body"/>
+      </w:pPr>
+    </w:p>
+    <w:p>
+      <w:pPr>
+        <w:pStyle w:val="Body"/>
+        <w:rPr>
+          <w:lang w:eastAsia="en-BW"/>
+        </w:rPr>
+      </w:pPr>
+      <w:r>
+        <w:rPr>
+          <w:lang w:eastAsia="en-BW"/>
+        </w:rPr>
+        <w:t>This</w:t>
+      </w:r>
+      <w:r>
+        <w:rPr>
+          <w:lang w:eastAsia="en-BW"/>
+        </w:rPr>
+        <w:t xml:space="preserve"> gets t</w:t>
+      </w:r>
+      <w:r>
+        <w:rPr>
+          <w:lang w:eastAsia="en-BW"/>
+        </w:rPr>
+        <w:t>he form</w:t>
+      </w:r>
+      <w:r>
+        <w:rPr>
+          <w:lang w:eastAsia="en-BW"/>
+        </w:rPr>
+        <w:t>, p</w:t>
+      </w:r>
+      <w:r>
+        <w:rPr>
+          <w:lang w:eastAsia="en-BW"/>
+        </w:rPr>
+        <w:t xml:space="preserve">assword field </w:t>
+      </w:r>
+      <w:r>
+        <w:rPr>
+          <w:lang w:eastAsia="en-BW"/>
+        </w:rPr>
+        <w:t>and c</w:t>
+      </w:r>
+      <w:r>
+        <w:rPr>
+          <w:lang w:eastAsia="en-BW"/>
+        </w:rPr>
+        <w:t>onfirm password field</w:t>
+      </w:r>
+    </w:p>
+    <w:p>
+      <w:pPr>
+        <w:pStyle w:val="Body"/>
+        <w:rPr>
+          <w:lang w:eastAsia="en-BW"/>
+        </w:rPr>
+      </w:pPr>
+    </w:p>
+    <w:p>
+      <w:pPr>
+        <w:pStyle w:val="Body"/>
+        <w:rPr>
+          <w:rStyle w:val="Strong"/>
+        </w:rPr>
+      </w:pPr>
+      <w:r>
+        <w:rPr>
+          <w:rStyle w:val="Strong"/>
+        </w:rPr>
+        <w:lastRenderedPageBreak/>
+        <w:t>Event Handling</w:t>
+      </w:r>
+      <w:r>
+        <w:rPr>
+          <w:rStyle w:val="Strong"/>
+        </w:rPr>
+        <w:t>:</w:t>
+      </w:r>
+    </w:p>
+    <w:p>
+      <w:pPr>
+        <w:pStyle w:val="Body"/>
+      </w:pPr>
+      <w:r>
+        <w:rPr>
+          <w:noProof/>
+        </w:rPr>
+        <w:drawing>
+          <wp:inline distT="0" distB="0" distL="0" distR="0" wp14:anchorId="5A0E93CB" wp14:editId="6CEA2B44">
+            <wp:extent cx="5731510" cy="514985"/>
+            <wp:effectExtent l="0" t="0" r="2540" b="0"/>
+            <wp:docPr id="29" name="Picture 29"/>
+            <wp:cNvGraphicFramePr>
+              <a:graphicFrameLocks xmlns:a="http://schemas.openxmlformats.org/drawingml/2006/main" noChangeAspect="1"/>
+            </wp:cNvGraphicFramePr>
+            <a:graphic xmlns:a="http://schemas.openxmlformats.org/drawingml/2006/main">
+              <a:graphicData uri="http://schemas.openxmlformats.org/drawingml/2006/picture">
+                <pic:pic xmlns:pic="http://schemas.openxmlformats.org/drawingml/2006/picture">
+                  <pic:nvPicPr>
+                    <pic:cNvPr id="1" name=""/>
+                    <pic:cNvPicPr/>
+                  </pic:nvPicPr>
+                  <pic:blipFill>
+                    <a:blip r:embed="rId31"/>
+                    <a:stretch>
+                      <a:fillRect/>
+                    </a:stretch>
+                  </pic:blipFill>
+                  <pic:spPr>
+                    <a:xfrm>
+                      <a:off x="0" y="0"/>
+                      <a:ext cx="5731510" cy="514985"/>
+                    </a:xfrm>
+                    <a:prstGeom prst="rect">
+                      <a:avLst/>
+                    </a:prstGeom>
+                  </pic:spPr>
+                </pic:pic>
+              </a:graphicData>
+            </a:graphic>
+          </wp:inline>
+        </w:drawing>
+      </w:r>
+    </w:p>
+    <w:p>
+      <w:pPr>
+        <w:pStyle w:val="Body"/>
+      </w:pPr>
+      <w:r>
+        <w:t>The event listener detects when the user submits the booking form</w:t>
+      </w:r>
+    </w:p>
+    <w:p>
+      <w:pPr>
+        <w:pStyle w:val="Body"/>
+      </w:pPr>
+    </w:p>
+    <w:p>
+      <w:pPr>
+        <w:pStyle w:val="Body"/>
+      </w:pPr>
+    </w:p>
+    <w:p>
+      <w:pPr>
+        <w:pStyle w:val="Body"/>
+      </w:pPr>
+    </w:p>
+    <w:p>
+      <w:pPr>
+        <w:pStyle w:val="Body"/>
+      </w:pPr>
+      <w:r>
+        <w:t>Link to GitHub Pages:</w:t>
+      </w:r>
+    </w:p>
+    <w:p>
+      <w:pPr>
+        <w:pStyle w:val="Body"/>
+      </w:pPr>
+      <w:hyperlink r:id="rId32" w:history="1">
+        <w:r>
+          <w:rPr>
+            <w:rStyle w:val="Hyperlink"/>
+          </w:rPr>
+          <w:t>https://craigshonhiwa45-ship-it.github.io/WMD-Assignment/</w:t>
+        </w:r>
+      </w:hyperlink>
+    </w:p>
+    <w:p>
+      <w:pPr>
+        <w:pStyle w:val="Body"/>
+      </w:pPr>
+    </w:p>
+    <w:p>
+      <w:pPr>
+        <w:pStyle w:val="Body"/>
+      </w:pPr>
+    </w:p>
+    <w:p>
+      <w:pPr>
+        <w:pStyle w:val="Body"/>
+      </w:pPr>
+    </w:p>
+    <w:p>
+      <w:pPr>
+        <w:pStyle w:val="Body"/>
+      </w:pPr>
+    </w:p>
+    <w:p>
+      <w:pPr>
+        <w:pStyle w:val="Body"/>
+      </w:pPr>
+    </w:p>
+    <w:p>
+      <w:pPr>
+        <w:pStyle w:val="Body"/>
+      </w:pPr>
+    </w:p>
+    <w:p>
+      <w:pPr>
+        <w:pStyle w:val="Body"/>
+      </w:pPr>
+    </w:p>
+    <w:p>
+      <w:pPr>
+        <w:pStyle w:val="Body"/>
+      </w:pPr>
+    </w:p>
+    <w:p>
+      <w:pPr>
+        <w:pStyle w:val="Body"/>
+      </w:pPr>
+    </w:p>
+    <w:p>
+      <w:pPr>
+        <w:pStyle w:val="Body"/>
+      </w:pPr>
+    </w:p>
+    <w:p>
+      <w:pPr>
+        <w:pStyle w:val="Body"/>
+      </w:pPr>
+    </w:p>
+    <w:p>
+      <w:pPr>
+        <w:pStyle w:val="Body"/>
+      </w:pPr>
+    </w:p>
+    <w:p>
+      <w:pPr>
+        <w:pStyle w:val="Body"/>
+      </w:pPr>
+    </w:p>
+    <w:p>
+      <w:pPr>
+        <w:pStyle w:val="Body"/>
+      </w:pPr>
+    </w:p>
+    <w:p>
+      <w:pPr>
+        <w:pStyle w:val="Body"/>
+      </w:pPr>
+    </w:p>
+    <w:p>
+      <w:pPr>
+        <w:pStyle w:val="Body"/>
+      </w:pPr>
+    </w:p>
+    <w:p>
+      <w:pPr>
+        <w:pStyle w:val="Body"/>
+      </w:pPr>
+    </w:p>
+    <w:p>
+      <w:pPr>
+        <w:pStyle w:val="Body"/>
+      </w:pPr>
+    </w:p>
+    <w:p>
+      <w:pPr>
+        <w:pStyle w:val="Body"/>
+      </w:pPr>
+    </w:p>
+    <w:p>
+      <w:pPr>
+        <w:pStyle w:val="Body"/>
+      </w:pPr>
+    </w:p>
+    <w:p>
+      <w:pPr>
+        <w:pStyle w:val="Body"/>
+      </w:pPr>
+    </w:p>
+    <w:p>
+      <w:pPr>
+        <w:pStyle w:val="Body"/>
+      </w:pPr>
+    </w:p>
+    <w:p>
+      <w:pPr>
+        <w:pStyle w:val="Body"/>
+      </w:pPr>
+    </w:p>
+    <w:p>
+      <w:pPr>
+        <w:pStyle w:val="Body"/>
+      </w:pPr>
+    </w:p>
+    <w:p>
+      <w:pPr>
+        <w:pStyle w:val="Body"/>
+      </w:pPr>
+    </w:p>
+    <w:p>
+      <w:pPr>
+        <w:pStyle w:val="Body"/>
+      </w:pPr>
+    </w:p>
+    <w:p>
+      <w:pPr>
+        <w:pStyle w:val="Body"/>
+      </w:pPr>
+      <w:r>
+        <w:lastRenderedPageBreak/>
+        <w:t>Copy of the website folder:</w:t>
+      </w:r>
+    </w:p>
+    <w:p>
+      <w:pPr>
+        <w:pStyle w:val="Body"/>
+        <w:rPr>
+          <w:lang w:eastAsia="en-BW"/>
+        </w:rPr>
+      </w:pPr>
+      <w:r>
+        <w:rPr>
+          <w:noProof/>
+          <w:lang w:eastAsia="en-BW"/>
+        </w:rPr>
+        <w:drawing>
+          <wp:inline distT="0" distB="0" distL="0" distR="0" wp14:anchorId="16444EA0" wp14:editId="673095A3">
+            <wp:extent cx="6588955" cy="5318760"/>
+            <wp:effectExtent l="0" t="0" r="2540" b="0"/>
+            <wp:docPr id="31" name="Picture 31"/>
+            <wp:cNvGraphicFramePr>
+              <a:graphicFrameLocks xmlns:a="http://schemas.openxmlformats.org/drawingml/2006/main" noChangeAspect="1"/>
+            </wp:cNvGraphicFramePr>
+            <a:graphic xmlns:a="http://schemas.openxmlformats.org/drawingml/2006/main">
+              <a:graphicData uri="http://schemas.openxmlformats.org/drawingml/2006/picture">
+                <pic:pic xmlns:pic="http://schemas.openxmlformats.org/drawingml/2006/picture">
+                  <pic:nvPicPr>
+                    <pic:cNvPr id="1" name=""/>
+                    <pic:cNvPicPr/>
+                  </pic:nvPicPr>
+                  <pic:blipFill>
+                    <a:blip r:embed="rId33"/>
+                    <a:stretch>
+                      <a:fillRect/>
+                    </a:stretch>
+                  </pic:blipFill>
+                  <pic:spPr>
+                    <a:xfrm>
+                      <a:off x="0" y="0"/>
+                      <a:ext cx="6606084" cy="5332587"/>
+                    </a:xfrm>
+                    <a:prstGeom prst="rect">
+                      <a:avLst/>
+                    </a:prstGeom>
+                  </pic:spPr>
+                </pic:pic>
+              </a:graphicData>
+            </a:graphic>
+          </wp:inline>
+        </w:drawing>
+      </w:r>
+    </w:p>
+    <w:p>
+      <w:pPr>
+        <w:pStyle w:val="Body"/>
+        <w:rPr>
+          <w:lang w:eastAsia="en-BW"/>
+        </w:rPr>
+      </w:pPr>
+      <w:r>
+        <w:rPr>
+          <w:noProof/>
+          <w:lang w:eastAsia="en-BW"/>
+        </w:rPr>
+        <w:drawing>
+          <wp:inline distT="0" distB="0" distL="0" distR="0" wp14:anchorId="0D147DAE" wp14:editId="184BD163">
+            <wp:extent cx="6561870" cy="2057400"/>
+            <wp:effectExtent l="0" t="0" r="0" b="0"/>
+            <wp:docPr id="32" name="Picture 32"/>
+            <wp:cNvGraphicFramePr>
+              <a:graphicFrameLocks xmlns:a="http://schemas.openxmlformats.org/drawingml/2006/main" noChangeAspect="1"/>
+            </wp:cNvGraphicFramePr>
+            <a:graphic xmlns:a="http://schemas.openxmlformats.org/drawingml/2006/main">
+              <a:graphicData uri="http://schemas.openxmlformats.org/drawingml/2006/picture">
+                <pic:pic xmlns:pic="http://schemas.openxmlformats.org/drawingml/2006/picture">
+                  <pic:nvPicPr>
+                    <pic:cNvPr id="1" name=""/>
+                    <pic:cNvPicPr/>
+                  </pic:nvPicPr>
+                  <pic:blipFill>
+                    <a:blip r:embed="rId34"/>
+                    <a:stretch>
+                      <a:fillRect/>
+                    </a:stretch>
+                  </pic:blipFill>
+                  <pic:spPr>
+                    <a:xfrm>
+                      <a:off x="0" y="0"/>
+                      <a:ext cx="6567724" cy="2059236"/>
+                    </a:xfrm>
+                    <a:prstGeom prst="rect">
+                      <a:avLst/>
+                    </a:prstGeom>
+                  </pic:spPr>
+                </pic:pic>
+              </a:graphicData>
+            </a:graphic>
+          </wp:inline>
+        </w:drawing>
+      </w:r>
     </w:p>
     <w:p>
       <w:pPr>
@@ -2820,6 +6207,467 @@
     </w:sectPr>
   </w:body>
 </w:document>
+</file>
+
+<file path=word/numbering.xml><?xml version="1.0" encoding="utf-8"?>
+<w:numbering xmlns:wpc="http://schemas.microsoft.com/office/word/2010/wordprocessingCanvas" xmlns:cx="http://schemas.microsoft.com/office/drawing/2014/chartex" xmlns:cx1="http://schemas.microsoft.com/office/drawing/2015/9/8/chartex" xmlns:cx2="http://schemas.microsoft.com/office/drawing/2015/10/21/chartex" xmlns:cx3="http://schemas.microsoft.com/office/drawing/2016/5/9/chartex" xmlns:cx4="http://schemas.microsoft.com/office/drawing/2016/5/10/chartex" xmlns:cx5="http://schemas.microsoft.com/office/drawing/2016/5/11/chartex" xmlns:cx6="http://schemas.microsoft.com/office/drawing/2016/5/12/chartex" xmlns:cx7="http://schemas.microsoft.com/office/drawing/2016/5/13/chartex" xmlns:cx8="http://schemas.microsoft.com/office/drawing/2016/5/14/chartex" xmlns:mc="http://schemas.openxmlformats.org/markup-compatibility/2006" xmlns:aink="http://schemas.microsoft.com/office/drawing/2016/ink" xmlns:am3d="http://schemas.microsoft.com/office/drawing/2017/model3d" xmlns:o="urn:schemas-microsoft-com:office:office" xmlns:r="http://schemas.openxmlformats.org/officeDocument/2006/relationships" xmlns:m="http://schemas.openxmlformats.org/officeDocument/2006/math" xmlns:v="urn:schemas-microsoft-com:vml" xmlns:wp14="http://schemas.microsoft.com/office/word/2010/wordprocessingDrawing" xmlns:wp="http://schemas.openxmlformats.org/drawingml/2006/wordprocessingDrawing" xmlns:w10="urn:schemas-microsoft-com:office:word" xmlns:w="http://schemas.openxmlformats.org/wordprocessingml/2006/main" xmlns:w14="http://schemas.microsoft.com/office/word/2010/wordml" xmlns:w15="http://schemas.microsoft.com/office/word/2012/wordml" xmlns:w16cex="http://schemas.microsoft.com/office/word/2018/wordml/cex" xmlns:w16cid="http://schemas.microsoft.com/office/word/2016/wordml/cid" xmlns:w16="http://schemas.microsoft.com/office/word/2018/wordml" xmlns:w16sdtdh="http://schemas.microsoft.com/office/word/2020/wordml/sdtdatahash" xmlns:w16se="http://schemas.microsoft.com/office/word/2015/wordml/symex" xmlns:wpg="http://schemas.microsoft.com/office/word/2010/wordprocessingGroup" xmlns:wpi="http://schemas.microsoft.com/office/word/2010/wordprocessingInk" xmlns:wne="http://schemas.microsoft.com/office/word/2006/wordml" xmlns:wps="http://schemas.microsoft.com/office/word/2010/wordprocessingShape" mc:Ignorable="w14 w15 w16se w16cid w16 w16cex w16sdtdh wp14">
+  <w:abstractNum w:abstractNumId="0" w15:restartNumberingAfterBreak="0">
+    <w:nsid w:val="3F9D3DDB"/>
+    <w:multiLevelType w:val="multilevel"/>
+    <w:tmpl w:val="80AE06B8"/>
+    <w:lvl w:ilvl="0">
+      <w:start w:val="1"/>
+      <w:numFmt w:val="bullet"/>
+      <w:lvlText w:val=""/>
+      <w:lvlJc w:val="left"/>
+      <w:pPr>
+        <w:tabs>
+          <w:tab w:val="num" w:pos="720"/>
+        </w:tabs>
+        <w:ind w:left="720" w:hanging="360"/>
+      </w:pPr>
+      <w:rPr>
+        <w:rFonts w:ascii="Symbol" w:hAnsi="Symbol" w:hint="default"/>
+        <w:sz w:val="20"/>
+      </w:rPr>
+    </w:lvl>
+    <w:lvl w:ilvl="1" w:tentative="1">
+      <w:start w:val="1"/>
+      <w:numFmt w:val="bullet"/>
+      <w:lvlText w:val="o"/>
+      <w:lvlJc w:val="left"/>
+      <w:pPr>
+        <w:tabs>
+          <w:tab w:val="num" w:pos="1440"/>
+        </w:tabs>
+        <w:ind w:left="1440" w:hanging="360"/>
+      </w:pPr>
+      <w:rPr>
+        <w:rFonts w:ascii="Courier New" w:hAnsi="Courier New" w:hint="default"/>
+        <w:sz w:val="20"/>
+      </w:rPr>
+    </w:lvl>
+    <w:lvl w:ilvl="2" w:tentative="1">
+      <w:start w:val="1"/>
+      <w:numFmt w:val="bullet"/>
+      <w:lvlText w:val=""/>
+      <w:lvlJc w:val="left"/>
+      <w:pPr>
+        <w:tabs>
+          <w:tab w:val="num" w:pos="2160"/>
+        </w:tabs>
+        <w:ind w:left="2160" w:hanging="360"/>
+      </w:pPr>
+      <w:rPr>
+        <w:rFonts w:ascii="Wingdings" w:hAnsi="Wingdings" w:hint="default"/>
+        <w:sz w:val="20"/>
+      </w:rPr>
+    </w:lvl>
+    <w:lvl w:ilvl="3" w:tentative="1">
+      <w:start w:val="1"/>
+      <w:numFmt w:val="bullet"/>
+      <w:lvlText w:val=""/>
+      <w:lvlJc w:val="left"/>
+      <w:pPr>
+        <w:tabs>
+          <w:tab w:val="num" w:pos="2880"/>
+        </w:tabs>
+        <w:ind w:left="2880" w:hanging="360"/>
+      </w:pPr>
+      <w:rPr>
+        <w:rFonts w:ascii="Wingdings" w:hAnsi="Wingdings" w:hint="default"/>
+        <w:sz w:val="20"/>
+      </w:rPr>
+    </w:lvl>
+    <w:lvl w:ilvl="4" w:tentative="1">
+      <w:start w:val="1"/>
+      <w:numFmt w:val="bullet"/>
+      <w:lvlText w:val=""/>
+      <w:lvlJc w:val="left"/>
+      <w:pPr>
+        <w:tabs>
+          <w:tab w:val="num" w:pos="3600"/>
+        </w:tabs>
+        <w:ind w:left="3600" w:hanging="360"/>
+      </w:pPr>
+      <w:rPr>
+        <w:rFonts w:ascii="Wingdings" w:hAnsi="Wingdings" w:hint="default"/>
+        <w:sz w:val="20"/>
+      </w:rPr>
+    </w:lvl>
+    <w:lvl w:ilvl="5" w:tentative="1">
+      <w:start w:val="1"/>
+      <w:numFmt w:val="bullet"/>
+      <w:lvlText w:val=""/>
+      <w:lvlJc w:val="left"/>
+      <w:pPr>
+        <w:tabs>
+          <w:tab w:val="num" w:pos="4320"/>
+        </w:tabs>
+        <w:ind w:left="4320" w:hanging="360"/>
+      </w:pPr>
+      <w:rPr>
+        <w:rFonts w:ascii="Wingdings" w:hAnsi="Wingdings" w:hint="default"/>
+        <w:sz w:val="20"/>
+      </w:rPr>
+    </w:lvl>
+    <w:lvl w:ilvl="6" w:tentative="1">
+      <w:start w:val="1"/>
+      <w:numFmt w:val="bullet"/>
+      <w:lvlText w:val=""/>
+      <w:lvlJc w:val="left"/>
+      <w:pPr>
+        <w:tabs>
+          <w:tab w:val="num" w:pos="5040"/>
+        </w:tabs>
+        <w:ind w:left="5040" w:hanging="360"/>
+      </w:pPr>
+      <w:rPr>
+        <w:rFonts w:ascii="Wingdings" w:hAnsi="Wingdings" w:hint="default"/>
+        <w:sz w:val="20"/>
+      </w:rPr>
+    </w:lvl>
+    <w:lvl w:ilvl="7" w:tentative="1">
+      <w:start w:val="1"/>
+      <w:numFmt w:val="bullet"/>
+      <w:lvlText w:val=""/>
+      <w:lvlJc w:val="left"/>
+      <w:pPr>
+        <w:tabs>
+          <w:tab w:val="num" w:pos="5760"/>
+        </w:tabs>
+        <w:ind w:left="5760" w:hanging="360"/>
+      </w:pPr>
+      <w:rPr>
+        <w:rFonts w:ascii="Wingdings" w:hAnsi="Wingdings" w:hint="default"/>
+        <w:sz w:val="20"/>
+      </w:rPr>
+    </w:lvl>
+    <w:lvl w:ilvl="8" w:tentative="1">
+      <w:start w:val="1"/>
+      <w:numFmt w:val="bullet"/>
+      <w:lvlText w:val=""/>
+      <w:lvlJc w:val="left"/>
+      <w:pPr>
+        <w:tabs>
+          <w:tab w:val="num" w:pos="6480"/>
+        </w:tabs>
+        <w:ind w:left="6480" w:hanging="360"/>
+      </w:pPr>
+      <w:rPr>
+        <w:rFonts w:ascii="Wingdings" w:hAnsi="Wingdings" w:hint="default"/>
+        <w:sz w:val="20"/>
+      </w:rPr>
+    </w:lvl>
+  </w:abstractNum>
+  <w:abstractNum w:abstractNumId="1" w15:restartNumberingAfterBreak="0">
+    <w:nsid w:val="45D52FD1"/>
+    <w:multiLevelType w:val="multilevel"/>
+    <w:tmpl w:val="59EAD6A2"/>
+    <w:lvl w:ilvl="0">
+      <w:start w:val="1"/>
+      <w:numFmt w:val="bullet"/>
+      <w:lvlText w:val=""/>
+      <w:lvlJc w:val="left"/>
+      <w:pPr>
+        <w:tabs>
+          <w:tab w:val="num" w:pos="720"/>
+        </w:tabs>
+        <w:ind w:left="720" w:hanging="360"/>
+      </w:pPr>
+      <w:rPr>
+        <w:rFonts w:ascii="Symbol" w:hAnsi="Symbol" w:hint="default"/>
+        <w:sz w:val="20"/>
+      </w:rPr>
+    </w:lvl>
+    <w:lvl w:ilvl="1" w:tentative="1">
+      <w:start w:val="1"/>
+      <w:numFmt w:val="bullet"/>
+      <w:lvlText w:val="o"/>
+      <w:lvlJc w:val="left"/>
+      <w:pPr>
+        <w:tabs>
+          <w:tab w:val="num" w:pos="1440"/>
+        </w:tabs>
+        <w:ind w:left="1440" w:hanging="360"/>
+      </w:pPr>
+      <w:rPr>
+        <w:rFonts w:ascii="Courier New" w:hAnsi="Courier New" w:hint="default"/>
+        <w:sz w:val="20"/>
+      </w:rPr>
+    </w:lvl>
+    <w:lvl w:ilvl="2" w:tentative="1">
+      <w:start w:val="1"/>
+      <w:numFmt w:val="bullet"/>
+      <w:lvlText w:val=""/>
+      <w:lvlJc w:val="left"/>
+      <w:pPr>
+        <w:tabs>
+          <w:tab w:val="num" w:pos="2160"/>
+        </w:tabs>
+        <w:ind w:left="2160" w:hanging="360"/>
+      </w:pPr>
+      <w:rPr>
+        <w:rFonts w:ascii="Wingdings" w:hAnsi="Wingdings" w:hint="default"/>
+        <w:sz w:val="20"/>
+      </w:rPr>
+    </w:lvl>
+    <w:lvl w:ilvl="3" w:tentative="1">
+      <w:start w:val="1"/>
+      <w:numFmt w:val="bullet"/>
+      <w:lvlText w:val=""/>
+      <w:lvlJc w:val="left"/>
+      <w:pPr>
+        <w:tabs>
+          <w:tab w:val="num" w:pos="2880"/>
+        </w:tabs>
+        <w:ind w:left="2880" w:hanging="360"/>
+      </w:pPr>
+      <w:rPr>
+        <w:rFonts w:ascii="Wingdings" w:hAnsi="Wingdings" w:hint="default"/>
+        <w:sz w:val="20"/>
+      </w:rPr>
+    </w:lvl>
+    <w:lvl w:ilvl="4" w:tentative="1">
+      <w:start w:val="1"/>
+      <w:numFmt w:val="bullet"/>
+      <w:lvlText w:val=""/>
+      <w:lvlJc w:val="left"/>
+      <w:pPr>
+        <w:tabs>
+          <w:tab w:val="num" w:pos="3600"/>
+        </w:tabs>
+        <w:ind w:left="3600" w:hanging="360"/>
+      </w:pPr>
+      <w:rPr>
+        <w:rFonts w:ascii="Wingdings" w:hAnsi="Wingdings" w:hint="default"/>
+        <w:sz w:val="20"/>
+      </w:rPr>
+    </w:lvl>
+    <w:lvl w:ilvl="5" w:tentative="1">
+      <w:start w:val="1"/>
+      <w:numFmt w:val="bullet"/>
+      <w:lvlText w:val=""/>
+      <w:lvlJc w:val="left"/>
+      <w:pPr>
+        <w:tabs>
+          <w:tab w:val="num" w:pos="4320"/>
+        </w:tabs>
+        <w:ind w:left="4320" w:hanging="360"/>
+      </w:pPr>
+      <w:rPr>
+        <w:rFonts w:ascii="Wingdings" w:hAnsi="Wingdings" w:hint="default"/>
+        <w:sz w:val="20"/>
+      </w:rPr>
+    </w:lvl>
+    <w:lvl w:ilvl="6" w:tentative="1">
+      <w:start w:val="1"/>
+      <w:numFmt w:val="bullet"/>
+      <w:lvlText w:val=""/>
+      <w:lvlJc w:val="left"/>
+      <w:pPr>
+        <w:tabs>
+          <w:tab w:val="num" w:pos="5040"/>
+        </w:tabs>
+        <w:ind w:left="5040" w:hanging="360"/>
+      </w:pPr>
+      <w:rPr>
+        <w:rFonts w:ascii="Wingdings" w:hAnsi="Wingdings" w:hint="default"/>
+        <w:sz w:val="20"/>
+      </w:rPr>
+    </w:lvl>
+    <w:lvl w:ilvl="7" w:tentative="1">
+      <w:start w:val="1"/>
+      <w:numFmt w:val="bullet"/>
+      <w:lvlText w:val=""/>
+      <w:lvlJc w:val="left"/>
+      <w:pPr>
+        <w:tabs>
+          <w:tab w:val="num" w:pos="5760"/>
+        </w:tabs>
+        <w:ind w:left="5760" w:hanging="360"/>
+      </w:pPr>
+      <w:rPr>
+        <w:rFonts w:ascii="Wingdings" w:hAnsi="Wingdings" w:hint="default"/>
+        <w:sz w:val="20"/>
+      </w:rPr>
+    </w:lvl>
+    <w:lvl w:ilvl="8" w:tentative="1">
+      <w:start w:val="1"/>
+      <w:numFmt w:val="bullet"/>
+      <w:lvlText w:val=""/>
+      <w:lvlJc w:val="left"/>
+      <w:pPr>
+        <w:tabs>
+          <w:tab w:val="num" w:pos="6480"/>
+        </w:tabs>
+        <w:ind w:left="6480" w:hanging="360"/>
+      </w:pPr>
+      <w:rPr>
+        <w:rFonts w:ascii="Wingdings" w:hAnsi="Wingdings" w:hint="default"/>
+        <w:sz w:val="20"/>
+      </w:rPr>
+    </w:lvl>
+  </w:abstractNum>
+  <w:abstractNum w:abstractNumId="2" w15:restartNumberingAfterBreak="0">
+    <w:nsid w:val="6E561E7B"/>
+    <w:multiLevelType w:val="multilevel"/>
+    <w:tmpl w:val="2A8A33A8"/>
+    <w:lvl w:ilvl="0">
+      <w:start w:val="1"/>
+      <w:numFmt w:val="bullet"/>
+      <w:lvlText w:val=""/>
+      <w:lvlJc w:val="left"/>
+      <w:pPr>
+        <w:tabs>
+          <w:tab w:val="num" w:pos="720"/>
+        </w:tabs>
+        <w:ind w:left="720" w:hanging="360"/>
+      </w:pPr>
+      <w:rPr>
+        <w:rFonts w:ascii="Symbol" w:hAnsi="Symbol" w:hint="default"/>
+        <w:sz w:val="20"/>
+      </w:rPr>
+    </w:lvl>
+    <w:lvl w:ilvl="1" w:tentative="1">
+      <w:start w:val="1"/>
+      <w:numFmt w:val="bullet"/>
+      <w:lvlText w:val="o"/>
+      <w:lvlJc w:val="left"/>
+      <w:pPr>
+        <w:tabs>
+          <w:tab w:val="num" w:pos="1440"/>
+        </w:tabs>
+        <w:ind w:left="1440" w:hanging="360"/>
+      </w:pPr>
+      <w:rPr>
+        <w:rFonts w:ascii="Courier New" w:hAnsi="Courier New" w:hint="default"/>
+        <w:sz w:val="20"/>
+      </w:rPr>
+    </w:lvl>
+    <w:lvl w:ilvl="2" w:tentative="1">
+      <w:start w:val="1"/>
+      <w:numFmt w:val="bullet"/>
+      <w:lvlText w:val=""/>
+      <w:lvlJc w:val="left"/>
+      <w:pPr>
+        <w:tabs>
+          <w:tab w:val="num" w:pos="2160"/>
+        </w:tabs>
+        <w:ind w:left="2160" w:hanging="360"/>
+      </w:pPr>
+      <w:rPr>
+        <w:rFonts w:ascii="Wingdings" w:hAnsi="Wingdings" w:hint="default"/>
+        <w:sz w:val="20"/>
+      </w:rPr>
+    </w:lvl>
+    <w:lvl w:ilvl="3" w:tentative="1">
+      <w:start w:val="1"/>
+      <w:numFmt w:val="bullet"/>
+      <w:lvlText w:val=""/>
+      <w:lvlJc w:val="left"/>
+      <w:pPr>
+        <w:tabs>
+          <w:tab w:val="num" w:pos="2880"/>
+        </w:tabs>
+        <w:ind w:left="2880" w:hanging="360"/>
+      </w:pPr>
+      <w:rPr>
+        <w:rFonts w:ascii="Wingdings" w:hAnsi="Wingdings" w:hint="default"/>
+        <w:sz w:val="20"/>
+      </w:rPr>
+    </w:lvl>
+    <w:lvl w:ilvl="4" w:tentative="1">
+      <w:start w:val="1"/>
+      <w:numFmt w:val="bullet"/>
+      <w:lvlText w:val=""/>
+      <w:lvlJc w:val="left"/>
+      <w:pPr>
+        <w:tabs>
+          <w:tab w:val="num" w:pos="3600"/>
+        </w:tabs>
+        <w:ind w:left="3600" w:hanging="360"/>
+      </w:pPr>
+      <w:rPr>
+        <w:rFonts w:ascii="Wingdings" w:hAnsi="Wingdings" w:hint="default"/>
+        <w:sz w:val="20"/>
+      </w:rPr>
+    </w:lvl>
+    <w:lvl w:ilvl="5" w:tentative="1">
+      <w:start w:val="1"/>
+      <w:numFmt w:val="bullet"/>
+      <w:lvlText w:val=""/>
+      <w:lvlJc w:val="left"/>
+      <w:pPr>
+        <w:tabs>
+          <w:tab w:val="num" w:pos="4320"/>
+        </w:tabs>
+        <w:ind w:left="4320" w:hanging="360"/>
+      </w:pPr>
+      <w:rPr>
+        <w:rFonts w:ascii="Wingdings" w:hAnsi="Wingdings" w:hint="default"/>
+        <w:sz w:val="20"/>
+      </w:rPr>
+    </w:lvl>
+    <w:lvl w:ilvl="6" w:tentative="1">
+      <w:start w:val="1"/>
+      <w:numFmt w:val="bullet"/>
+      <w:lvlText w:val=""/>
+      <w:lvlJc w:val="left"/>
+      <w:pPr>
+        <w:tabs>
+          <w:tab w:val="num" w:pos="5040"/>
+        </w:tabs>
+        <w:ind w:left="5040" w:hanging="360"/>
+      </w:pPr>
+      <w:rPr>
+        <w:rFonts w:ascii="Wingdings" w:hAnsi="Wingdings" w:hint="default"/>
+        <w:sz w:val="20"/>
+      </w:rPr>
+    </w:lvl>
+    <w:lvl w:ilvl="7" w:tentative="1">
+      <w:start w:val="1"/>
+      <w:numFmt w:val="bullet"/>
+      <w:lvlText w:val=""/>
+      <w:lvlJc w:val="left"/>
+      <w:pPr>
+        <w:tabs>
+          <w:tab w:val="num" w:pos="5760"/>
+        </w:tabs>
+        <w:ind w:left="5760" w:hanging="360"/>
+      </w:pPr>
+      <w:rPr>
+        <w:rFonts w:ascii="Wingdings" w:hAnsi="Wingdings" w:hint="default"/>
+        <w:sz w:val="20"/>
+      </w:rPr>
+    </w:lvl>
+    <w:lvl w:ilvl="8" w:tentative="1">
+      <w:start w:val="1"/>
+      <w:numFmt w:val="bullet"/>
+      <w:lvlText w:val=""/>
+      <w:lvlJc w:val="left"/>
+      <w:pPr>
+        <w:tabs>
+          <w:tab w:val="num" w:pos="6480"/>
+        </w:tabs>
+        <w:ind w:left="6480" w:hanging="360"/>
+      </w:pPr>
+      <w:rPr>
+        <w:rFonts w:ascii="Wingdings" w:hAnsi="Wingdings" w:hint="default"/>
+        <w:sz w:val="20"/>
+      </w:rPr>
+    </w:lvl>
+  </w:abstractNum>
+  <w:num w:numId="1">
+    <w:abstractNumId w:val="0"/>
+  </w:num>
+  <w:num w:numId="2">
+    <w:abstractNumId w:val="1"/>
+  </w:num>
+  <w:num w:numId="3">
+    <w:abstractNumId w:val="2"/>
+  </w:num>
+</w:numbering>
 </file>
 
 <file path=word/styles.xml><?xml version="1.0" encoding="utf-8"?>
@@ -3243,6 +7091,74 @@
       <w:szCs w:val="32"/>
     </w:rPr>
   </w:style>
+  <w:style w:type="paragraph" w:styleId="Heading2">
+    <w:name w:val="heading 2"/>
+    <w:basedOn w:val="Normal"/>
+    <w:next w:val="Normal"/>
+    <w:link w:val="Heading2Char"/>
+    <w:uiPriority w:val="9"/>
+    <w:unhideWhenUsed/>
+    <w:qFormat/>
+    <w:rsid w:val="006E19EB"/>
+    <w:pPr>
+      <w:keepNext/>
+      <w:keepLines/>
+      <w:spacing w:before="40" w:after="0"/>
+      <w:outlineLvl w:val="1"/>
+    </w:pPr>
+    <w:rPr>
+      <w:rFonts w:asciiTheme="majorHAnsi" w:eastAsiaTheme="majorEastAsia" w:hAnsiTheme="majorHAnsi" w:cstheme="majorBidi"/>
+      <w:color w:val="2F5496" w:themeColor="accent1" w:themeShade="BF"/>
+      <w:sz w:val="26"/>
+      <w:szCs w:val="26"/>
+    </w:rPr>
+  </w:style>
+  <w:style w:type="paragraph" w:styleId="Heading3">
+    <w:name w:val="heading 3"/>
+    <w:basedOn w:val="Normal"/>
+    <w:next w:val="Normal"/>
+    <w:link w:val="Heading3Char"/>
+    <w:uiPriority w:val="9"/>
+    <w:semiHidden/>
+    <w:unhideWhenUsed/>
+    <w:qFormat/>
+    <w:rsid w:val="00CA6A6C"/>
+    <w:pPr>
+      <w:keepNext/>
+      <w:keepLines/>
+      <w:spacing w:before="40" w:after="0"/>
+      <w:outlineLvl w:val="2"/>
+    </w:pPr>
+    <w:rPr>
+      <w:rFonts w:asciiTheme="majorHAnsi" w:eastAsiaTheme="majorEastAsia" w:hAnsiTheme="majorHAnsi" w:cstheme="majorBidi"/>
+      <w:color w:val="1F3763" w:themeColor="accent1" w:themeShade="7F"/>
+      <w:sz w:val="24"/>
+      <w:szCs w:val="24"/>
+    </w:rPr>
+  </w:style>
+  <w:style w:type="paragraph" w:styleId="Heading4">
+    <w:name w:val="heading 4"/>
+    <w:basedOn w:val="Normal"/>
+    <w:next w:val="Normal"/>
+    <w:link w:val="Heading4Char"/>
+    <w:uiPriority w:val="9"/>
+    <w:semiHidden/>
+    <w:unhideWhenUsed/>
+    <w:qFormat/>
+    <w:rsid w:val="00E75E33"/>
+    <w:pPr>
+      <w:keepNext/>
+      <w:keepLines/>
+      <w:spacing w:before="40" w:after="0"/>
+      <w:outlineLvl w:val="3"/>
+    </w:pPr>
+    <w:rPr>
+      <w:rFonts w:asciiTheme="majorHAnsi" w:eastAsiaTheme="majorEastAsia" w:hAnsiTheme="majorHAnsi" w:cstheme="majorBidi"/>
+      <w:i/>
+      <w:iCs/>
+      <w:color w:val="2F5496" w:themeColor="accent1" w:themeShade="BF"/>
+    </w:rPr>
+  </w:style>
   <w:style w:type="character" w:default="1" w:styleId="DefaultParagraphFont">
     <w:name w:val="Default Paragraph Font"/>
     <w:uiPriority w:val="1"/>
@@ -3347,6 +7263,130 @@
       <w:kern w:val="28"/>
       <w:sz w:val="56"/>
       <w:szCs w:val="56"/>
+    </w:rPr>
+  </w:style>
+  <w:style w:type="character" w:customStyle="1" w:styleId="Heading2Char">
+    <w:name w:val="Heading 2 Char"/>
+    <w:basedOn w:val="DefaultParagraphFont"/>
+    <w:link w:val="Heading2"/>
+    <w:uiPriority w:val="9"/>
+    <w:rsid w:val="006E19EB"/>
+    <w:rPr>
+      <w:rFonts w:asciiTheme="majorHAnsi" w:eastAsiaTheme="majorEastAsia" w:hAnsiTheme="majorHAnsi" w:cstheme="majorBidi"/>
+      <w:color w:val="2F5496" w:themeColor="accent1" w:themeShade="BF"/>
+      <w:sz w:val="26"/>
+      <w:szCs w:val="26"/>
+    </w:rPr>
+  </w:style>
+  <w:style w:type="paragraph" w:styleId="NormalWeb">
+    <w:name w:val="Normal (Web)"/>
+    <w:basedOn w:val="Normal"/>
+    <w:uiPriority w:val="99"/>
+    <w:semiHidden/>
+    <w:unhideWhenUsed/>
+    <w:rsid w:val="006E19EB"/>
+    <w:pPr>
+      <w:spacing w:before="100" w:beforeAutospacing="1" w:after="100" w:afterAutospacing="1" w:line="240" w:lineRule="auto"/>
+    </w:pPr>
+    <w:rPr>
+      <w:rFonts w:ascii="Times New Roman" w:eastAsia="Times New Roman" w:hAnsi="Times New Roman" w:cs="Times New Roman"/>
+      <w:sz w:val="24"/>
+      <w:szCs w:val="24"/>
+      <w:lang w:eastAsia="en-BW"/>
+    </w:rPr>
+  </w:style>
+  <w:style w:type="character" w:styleId="HTMLCode">
+    <w:name w:val="HTML Code"/>
+    <w:basedOn w:val="DefaultParagraphFont"/>
+    <w:uiPriority w:val="99"/>
+    <w:semiHidden/>
+    <w:unhideWhenUsed/>
+    <w:rsid w:val="006E19EB"/>
+    <w:rPr>
+      <w:rFonts w:ascii="Courier New" w:eastAsia="Times New Roman" w:hAnsi="Courier New" w:cs="Courier New"/>
+      <w:sz w:val="20"/>
+      <w:szCs w:val="20"/>
+    </w:rPr>
+  </w:style>
+  <w:style w:type="character" w:customStyle="1" w:styleId="Heading3Char">
+    <w:name w:val="Heading 3 Char"/>
+    <w:basedOn w:val="DefaultParagraphFont"/>
+    <w:link w:val="Heading3"/>
+    <w:uiPriority w:val="9"/>
+    <w:semiHidden/>
+    <w:rsid w:val="00CA6A6C"/>
+    <w:rPr>
+      <w:rFonts w:asciiTheme="majorHAnsi" w:eastAsiaTheme="majorEastAsia" w:hAnsiTheme="majorHAnsi" w:cstheme="majorBidi"/>
+      <w:color w:val="1F3763" w:themeColor="accent1" w:themeShade="7F"/>
+      <w:sz w:val="24"/>
+      <w:szCs w:val="24"/>
+    </w:rPr>
+  </w:style>
+  <w:style w:type="character" w:styleId="Strong">
+    <w:name w:val="Strong"/>
+    <w:basedOn w:val="DefaultParagraphFont"/>
+    <w:uiPriority w:val="22"/>
+    <w:qFormat/>
+    <w:rsid w:val="00CA6A6C"/>
+    <w:rPr>
+      <w:b/>
+      <w:bCs/>
+    </w:rPr>
+  </w:style>
+  <w:style w:type="character" w:customStyle="1" w:styleId="Heading4Char">
+    <w:name w:val="Heading 4 Char"/>
+    <w:basedOn w:val="DefaultParagraphFont"/>
+    <w:link w:val="Heading4"/>
+    <w:uiPriority w:val="9"/>
+    <w:semiHidden/>
+    <w:rsid w:val="00E75E33"/>
+    <w:rPr>
+      <w:rFonts w:asciiTheme="majorHAnsi" w:eastAsiaTheme="majorEastAsia" w:hAnsiTheme="majorHAnsi" w:cstheme="majorBidi"/>
+      <w:i/>
+      <w:iCs/>
+      <w:color w:val="2F5496" w:themeColor="accent1" w:themeShade="BF"/>
+    </w:rPr>
+  </w:style>
+  <w:style w:type="table" w:styleId="TableGrid">
+    <w:name w:val="Table Grid"/>
+    <w:basedOn w:val="TableNormal"/>
+    <w:uiPriority w:val="39"/>
+    <w:rsid w:val="004D3865"/>
+    <w:pPr>
+      <w:spacing w:after="0" w:line="240" w:lineRule="auto"/>
+    </w:pPr>
+    <w:tblPr>
+      <w:tblBorders>
+        <w:top w:val="single" w:sz="4" w:space="0" w:color="auto"/>
+        <w:left w:val="single" w:sz="4" w:space="0" w:color="auto"/>
+        <w:bottom w:val="single" w:sz="4" w:space="0" w:color="auto"/>
+        <w:right w:val="single" w:sz="4" w:space="0" w:color="auto"/>
+        <w:insideH w:val="single" w:sz="4" w:space="0" w:color="auto"/>
+        <w:insideV w:val="single" w:sz="4" w:space="0" w:color="auto"/>
+      </w:tblBorders>
+    </w:tblPr>
+  </w:style>
+  <w:style w:type="character" w:styleId="Hyperlink">
+    <w:name w:val="Hyperlink"/>
+    <w:basedOn w:val="DefaultParagraphFont"/>
+    <w:uiPriority w:val="99"/>
+    <w:unhideWhenUsed/>
+    <w:rsid w:val="00191597"/>
+    <w:rPr>
+      <w:color w:val="0563C1" w:themeColor="hyperlink"/>
+      <w:u w:val="single"/>
+    </w:rPr>
+  </w:style>
+  <w:style w:type="character" w:styleId="UnresolvedMention">
+    <w:name w:val="Unresolved Mention"/>
+    <w:basedOn w:val="DefaultParagraphFont"/>
+    <w:uiPriority w:val="99"/>
+    <w:semiHidden/>
+    <w:unhideWhenUsed/>
+    <w:rsid w:val="00191597"/>
+    <w:rPr>
+      <w:color w:val="605E5C"/>
+      <w:shd w:val="clear" w:color="auto" w:fill="E1DFDD"/>
     </w:rPr>
   </w:style>
 </w:styles>
